--- a/ahmed_bargougui_cv.docx
+++ b/ahmed_bargougui_cv.docx
@@ -4,7 +4,7 @@
   <w:body>
     <w:p>
       <w:pPr>
-        <w:spacing w:after="50" w:before="0"/>
+        <w:spacing w:after="35" w:before="0"/>
         <w:jc w:val="center"/>
       </w:pPr>
       <w:r>
@@ -22,7 +22,7 @@
     </w:p>
     <w:p>
       <w:pPr>
-        <w:spacing w:after="50" w:before="0"/>
+        <w:spacing w:after="35" w:before="0"/>
         <w:jc w:val="center"/>
       </w:pPr>
       <w:r>
@@ -32,12 +32,12 @@
           <w:sz w:val="21"/>
           <w:szCs w:val="21"/>
         </w:rPr>
-        <w:t xml:space="preserve">Backend Engineer Intern  |  Software Engineer Intern  |  Data Engineering</w:t>
-      </w:r>
-    </w:p>
-    <w:p>
-      <w:pPr>
-        <w:spacing w:after="30" w:before="0"/>
+        <w:t xml:space="preserve">AI &amp; Data Engineering  |  Backend Developer  |  Computer Science — Final Year</w:t>
+      </w:r>
+    </w:p>
+    <w:p>
+      <w:pPr>
+        <w:spacing w:after="25" w:before="0"/>
         <w:jc w:val="center"/>
       </w:pPr>
       <w:r>
@@ -124,18 +124,18 @@
         <w:pBdr>
           <w:bottom w:val="single" w:color="0F2D5E" w:sz="12" w:space="1"/>
         </w:pBdr>
-        <w:spacing w:after="0" w:before="80"/>
-      </w:pPr>
-    </w:p>
-    <w:p>
-      <w:pPr>
-        <w:spacing w:after="30" w:before="0"/>
+        <w:spacing w:after="0" w:before="75"/>
+      </w:pPr>
+    </w:p>
+    <w:p>
+      <w:pPr>
+        <w:spacing w:after="25" w:before="0"/>
       </w:pPr>
     </w:p>
     <w:p>
       <w:pPr>
         <w:shd w:fill="0F2D5E" w:val="clear"/>
-        <w:spacing w:after="110" w:before="260"/>
+        <w:spacing w:after="70" w:before="140"/>
       </w:pPr>
       <w:r>
         <w:rPr>
@@ -152,7 +152,7 @@
     </w:p>
     <w:p>
       <w:pPr>
-        <w:spacing w:after="80" w:before="80"/>
+        <w:spacing w:after="45" w:before="45"/>
       </w:pPr>
       <w:r>
         <w:rPr>
@@ -163,7 +163,7 @@
           <w:sz w:val="20"/>
           <w:szCs w:val="20"/>
         </w:rPr>
-        <w:t xml:space="preserve">Backend Engineer Intern</w:t>
+        <w:t xml:space="preserve">Final-year Computer Science student</w:t>
       </w:r>
       <w:r>
         <w:rPr>
@@ -172,7 +172,7 @@
           <w:sz w:val="20"/>
           <w:szCs w:val="20"/>
         </w:rPr>
-        <w:t xml:space="preserve"> and Computer Science student building production-grade backend systems, authentication infrastructures, and data pipelines. Delivered scalable solutions used by </w:t>
+        <w:t xml:space="preserve"> with two internships at Sagemcom — </w:t>
       </w:r>
       <w:r>
         <w:rPr>
@@ -183,7 +183,7 @@
           <w:sz w:val="20"/>
           <w:szCs w:val="20"/>
         </w:rPr>
-        <w:t xml:space="preserve">32,000+ concurrent users</w:t>
+        <w:t xml:space="preserve">Telecom AI Engineering (RAG, OCR, CrewAI, n8n automation, validation pipelines)</w:t>
       </w:r>
       <w:r>
         <w:rPr>
@@ -192,7 +192,7 @@
           <w:sz w:val="20"/>
           <w:szCs w:val="20"/>
         </w:rPr>
-        <w:t xml:space="preserve"> and completed a data engineering internship at Sagemcom. Experienced in </w:t>
+        <w:t xml:space="preserve"> and Business Intelligence. Built production backend systems used by </w:t>
       </w:r>
       <w:r>
         <w:rPr>
@@ -203,7 +203,7 @@
           <w:sz w:val="20"/>
           <w:szCs w:val="20"/>
         </w:rPr>
-        <w:t xml:space="preserve">REST API design, authentication systems, ETL pipelines, and scalable backend architecture.</w:t>
+        <w:t xml:space="preserve">32,000+ users</w:t>
       </w:r>
       <w:r>
         <w:rPr>
@@ -212,7 +212,7 @@
           <w:sz w:val="20"/>
           <w:szCs w:val="20"/>
         </w:rPr>
-        <w:t xml:space="preserve"> Strong interest in distributed systems, system reliability, and backend performance optimisation. Seeking a </w:t>
+        <w:t xml:space="preserve"> and AI-powered applications. Strong interest in </w:t>
       </w:r>
       <w:r>
         <w:rPr>
@@ -223,13 +223,22 @@
           <w:sz w:val="20"/>
           <w:szCs w:val="20"/>
         </w:rPr>
-        <w:t xml:space="preserve">Backend or Software Engineering Internship — Summer 2026.</w:t>
+        <w:t xml:space="preserve">end-to-end AI pipelines, generative AI, and scalable backend architecture.</w:t>
+      </w:r>
+      <w:r>
+        <w:rPr>
+          <w:rFonts w:ascii="Calibri" w:cs="Calibri" w:eastAsia="Calibri" w:hAnsi="Calibri"/>
+          <w:color w:val="3D3D3D"/>
+          <w:sz w:val="20"/>
+          <w:szCs w:val="20"/>
+        </w:rPr>
+        <w:t xml:space="preserve"> Seeking a PFE internship in AI or Backend Engineering.</w:t>
       </w:r>
     </w:p>
     <w:p>
       <w:pPr>
         <w:shd w:fill="0F2D5E" w:val="clear"/>
-        <w:spacing w:after="110" w:before="260"/>
+        <w:spacing w:after="70" w:before="140"/>
       </w:pPr>
       <w:r>
         <w:rPr>
@@ -249,7 +258,7 @@
         <w:tabs>
           <w:tab w:val="right" w:pos="10106"/>
         </w:tabs>
-        <w:spacing w:after="40" w:before="150"/>
+        <w:spacing w:after="30" w:before="90"/>
       </w:pPr>
       <w:r>
         <w:rPr>
@@ -260,7 +269,7 @@
           <w:sz w:val="21"/>
           <w:szCs w:val="21"/>
         </w:rPr>
-        <w:t xml:space="preserve">Data Engineering Intern</w:t>
+        <w:t xml:space="preserve">Telecom Data &amp; AI Engineering Intern</w:t>
       </w:r>
       <w:r>
         <w:rPr>
@@ -278,7 +287,7 @@
           <w:sz w:val="19"/>
           <w:szCs w:val="19"/>
         </w:rPr>
-        <w:t xml:space="preserve">Sagemcom · Tunis, Tunisia</w:t>
+        <w:t xml:space="preserve">Sagemcom · Ben Arous, Tunisia</w:t>
       </w:r>
       <w:r>
         <w:t xml:space="preserve">	</w:t>
@@ -292,12 +301,12 @@
           <w:sz w:val="17"/>
           <w:szCs w:val="17"/>
         </w:rPr>
-        <w:t xml:space="preserve">07/2025 – 08/2025</w:t>
-      </w:r>
-    </w:p>
-    <w:p>
-      <w:pPr>
-        <w:spacing w:after="32" w:before="32"/>
+        <w:t xml:space="preserve">07/2026 – 08/2026</w:t>
+      </w:r>
+    </w:p>
+    <w:p>
+      <w:pPr>
+        <w:spacing w:after="16" w:before="16"/>
         <w:ind w:left="320" w:hanging="320"/>
       </w:pPr>
       <w:r>
@@ -316,7 +325,7 @@
           <w:sz w:val="19"/>
           <w:szCs w:val="19"/>
         </w:rPr>
-        <w:t xml:space="preserve">Designed and implemented a </w:t>
+        <w:t xml:space="preserve">Analysed and structured telecom product data through product discovery, inventory creation, </w:t>
       </w:r>
       <w:r>
         <w:rPr>
@@ -327,21 +336,21 @@
           <w:sz w:val="19"/>
           <w:szCs w:val="19"/>
         </w:rPr>
-        <w:t xml:space="preserve">Star Schema</w:t>
-      </w:r>
-      <w:r>
-        <w:rPr>
-          <w:rFonts w:ascii="Calibri" w:cs="Calibri" w:eastAsia="Calibri" w:hAnsi="Calibri"/>
-          <w:color w:val="3D3D3D"/>
-          <w:sz w:val="19"/>
-          <w:szCs w:val="19"/>
-        </w:rPr>
-        <w:t xml:space="preserve"> data warehouse (5+ dimension tables), improving query performance for cross-team reporting</w:t>
-      </w:r>
-    </w:p>
-    <w:p>
-      <w:pPr>
-        <w:spacing w:after="32" w:before="32"/>
+        <w:t xml:space="preserve">OCR-based extraction</w:t>
+      </w:r>
+      <w:r>
+        <w:rPr>
+          <w:rFonts w:ascii="Calibri" w:cs="Calibri" w:eastAsia="Calibri" w:hAnsi="Calibri"/>
+          <w:color w:val="3D3D3D"/>
+          <w:sz w:val="19"/>
+          <w:szCs w:val="19"/>
+        </w:rPr>
+        <w:t xml:space="preserve">, and technical data processing</w:t>
+      </w:r>
+    </w:p>
+    <w:p>
+      <w:pPr>
+        <w:spacing w:after="16" w:before="16"/>
         <w:ind w:left="320" w:hanging="320"/>
       </w:pPr>
       <w:r>
@@ -360,7 +369,7 @@
           <w:sz w:val="19"/>
           <w:szCs w:val="19"/>
         </w:rPr>
-        <w:t xml:space="preserve">Engineered </w:t>
+        <w:t xml:space="preserve">Contributed to an </w:t>
       </w:r>
       <w:r>
         <w:rPr>
@@ -371,21 +380,21 @@
           <w:sz w:val="19"/>
           <w:szCs w:val="19"/>
         </w:rPr>
-        <w:t xml:space="preserve">ETL pipelines</w:t>
-      </w:r>
-      <w:r>
-        <w:rPr>
-          <w:rFonts w:ascii="Calibri" w:cs="Calibri" w:eastAsia="Calibri" w:hAnsi="Calibri"/>
-          <w:color w:val="3D3D3D"/>
-          <w:sz w:val="19"/>
-          <w:szCs w:val="19"/>
-        </w:rPr>
-        <w:t xml:space="preserve"> in Python (Pandas, SQLAlchemy) automating data ingestion from multiple business sources, reducing manual processing time</w:t>
-      </w:r>
-    </w:p>
-    <w:p>
-      <w:pPr>
-        <w:spacing w:after="32" w:before="32"/>
+        <w:t xml:space="preserve">ICP/MTP validation</w:t>
+      </w:r>
+      <w:r>
+        <w:rPr>
+          <w:rFonts w:ascii="Calibri" w:cs="Calibri" w:eastAsia="Calibri" w:hAnsi="Calibri"/>
+          <w:color w:val="3D3D3D"/>
+          <w:sz w:val="19"/>
+          <w:szCs w:val="19"/>
+        </w:rPr>
+        <w:t xml:space="preserve"> application comparing technical specifications against test data — generating structured PASS/FAIL compliance reports with conformities, missing/extra items, and limit mismatches</w:t>
+      </w:r>
+    </w:p>
+    <w:p>
+      <w:pPr>
+        <w:spacing w:after="16" w:before="16"/>
         <w:ind w:left="320" w:hanging="320"/>
       </w:pPr>
       <w:r>
@@ -404,7 +413,7 @@
           <w:sz w:val="19"/>
           <w:szCs w:val="19"/>
         </w:rPr>
-        <w:t xml:space="preserve">Delivered </w:t>
+        <w:t xml:space="preserve">Integrated </w:t>
       </w:r>
       <w:r>
         <w:rPr>
@@ -415,21 +424,21 @@
           <w:sz w:val="19"/>
           <w:szCs w:val="19"/>
         </w:rPr>
-        <w:t xml:space="preserve">Power BI dashboards</w:t>
-      </w:r>
-      <w:r>
-        <w:rPr>
-          <w:rFonts w:ascii="Calibri" w:cs="Calibri" w:eastAsia="Calibri" w:hAnsi="Calibri"/>
-          <w:color w:val="3D3D3D"/>
-          <w:sz w:val="19"/>
-          <w:szCs w:val="19"/>
-        </w:rPr>
-        <w:t xml:space="preserve"> enabling real-time KPI tracking for sales and operations — directly used by management</w:t>
-      </w:r>
-    </w:p>
-    <w:p>
-      <w:pPr>
-        <w:spacing w:after="32" w:before="32"/>
+        <w:t xml:space="preserve">CrewAI</w:t>
+      </w:r>
+      <w:r>
+        <w:rPr>
+          <w:rFonts w:ascii="Calibri" w:cs="Calibri" w:eastAsia="Calibri" w:hAnsi="Calibri"/>
+          <w:color w:val="3D3D3D"/>
+          <w:sz w:val="19"/>
+          <w:szCs w:val="19"/>
+        </w:rPr>
+        <w:t xml:space="preserve"> as a Generative AI analysis layer to interpret validation results and generate automated conclusions — designed fail-safe to not block validation on AI errors</w:t>
+      </w:r>
+    </w:p>
+    <w:p>
+      <w:pPr>
+        <w:spacing w:after="16" w:before="16"/>
         <w:ind w:left="320" w:hanging="320"/>
       </w:pPr>
       <w:r>
@@ -448,12 +457,32 @@
           <w:sz w:val="19"/>
           <w:szCs w:val="19"/>
         </w:rPr>
-        <w:t xml:space="preserve">Cleaned and standardised 10,000+ records using Power Query, improving data consistency and reporting accuracy</w:t>
-      </w:r>
-    </w:p>
-    <w:p>
-      <w:pPr>
-        <w:spacing w:after="32" w:before="32"/>
+        <w:t xml:space="preserve">Built an automated </w:t>
+      </w:r>
+      <w:r>
+        <w:rPr>
+          <w:rFonts w:ascii="Calibri" w:cs="Calibri" w:eastAsia="Calibri" w:hAnsi="Calibri"/>
+          <w:b/>
+          <w:bCs/>
+          <w:color w:val="0A0A0A"/>
+          <w:sz w:val="19"/>
+          <w:szCs w:val="19"/>
+        </w:rPr>
+        <w:t xml:space="preserve">n8n + Gmail</w:t>
+      </w:r>
+      <w:r>
+        <w:rPr>
+          <w:rFonts w:ascii="Calibri" w:cs="Calibri" w:eastAsia="Calibri" w:hAnsi="Calibri"/>
+          <w:color w:val="3D3D3D"/>
+          <w:sz w:val="19"/>
+          <w:szCs w:val="19"/>
+        </w:rPr>
+        <w:t xml:space="preserve"> reporting pipeline connecting application outputs to production webhooks and delivering final validation reports by email</w:t>
+      </w:r>
+    </w:p>
+    <w:p>
+      <w:pPr>
+        <w:spacing w:after="16" w:before="16"/>
         <w:ind w:left="320" w:hanging="320"/>
       </w:pPr>
       <w:r>
@@ -472,12 +501,12 @@
           <w:sz w:val="19"/>
           <w:szCs w:val="19"/>
         </w:rPr>
-        <w:t xml:space="preserve">Configured end-to-end data engineering environment: SQL Server, SSMS, Jupyter, Power BI — enabling full analytics workflow</w:t>
-      </w:r>
-    </w:p>
-    <w:p>
-      <w:pPr>
-        <w:spacing w:after="60" w:before="0"/>
+        <w:t xml:space="preserve">Designed an end-to-end workflow: data processing → OCR → validation → Generative AI → n8n automation → automated email reporting</w:t>
+      </w:r>
+    </w:p>
+    <w:p>
+      <w:pPr>
+        <w:spacing w:after="50" w:before="0"/>
       </w:pPr>
     </w:p>
     <w:p>
@@ -485,7 +514,7 @@
         <w:tabs>
           <w:tab w:val="right" w:pos="10106"/>
         </w:tabs>
-        <w:spacing w:after="40" w:before="150"/>
+        <w:spacing w:after="30" w:before="90"/>
       </w:pPr>
       <w:r>
         <w:rPr>
@@ -496,7 +525,7 @@
           <w:sz w:val="21"/>
           <w:szCs w:val="21"/>
         </w:rPr>
-        <w:t xml:space="preserve">Backend Engineer — Freelance</w:t>
+        <w:t xml:space="preserve">Business Intelligence Engineer Intern</w:t>
       </w:r>
       <w:r>
         <w:rPr>
@@ -514,7 +543,7 @@
           <w:sz w:val="19"/>
           <w:szCs w:val="19"/>
         </w:rPr>
-        <w:t xml:space="preserve">Online Gaming Platform · 32,000+ Active Users</w:t>
+        <w:t xml:space="preserve">Sagemcom · Ben Arous, Tunisia</w:t>
       </w:r>
       <w:r>
         <w:t xml:space="preserve">	</w:t>
@@ -528,12 +557,12 @@
           <w:sz w:val="17"/>
           <w:szCs w:val="17"/>
         </w:rPr>
-        <w:t xml:space="preserve">02/2026 – 03/2026</w:t>
-      </w:r>
-    </w:p>
-    <w:p>
-      <w:pPr>
-        <w:spacing w:after="32" w:before="32"/>
+        <w:t xml:space="preserve">07/2025 – 08/2025</w:t>
+      </w:r>
+    </w:p>
+    <w:p>
+      <w:pPr>
+        <w:spacing w:after="16" w:before="16"/>
         <w:ind w:left="320" w:hanging="320"/>
       </w:pPr>
       <w:r>
@@ -552,7 +581,7 @@
           <w:sz w:val="19"/>
           <w:szCs w:val="19"/>
         </w:rPr>
-        <w:t xml:space="preserve">Architected and deployed a secure </w:t>
+        <w:t xml:space="preserve">Designed </w:t>
       </w:r>
       <w:r>
         <w:rPr>
@@ -563,16 +592,40 @@
           <w:sz w:val="19"/>
           <w:szCs w:val="19"/>
         </w:rPr>
-        <w:t xml:space="preserve">REST API</w:t>
-      </w:r>
-      <w:r>
-        <w:rPr>
-          <w:rFonts w:ascii="Calibri" w:cs="Calibri" w:eastAsia="Calibri" w:hAnsi="Calibri"/>
-          <w:color w:val="3D3D3D"/>
-          <w:sz w:val="19"/>
-          <w:szCs w:val="19"/>
-        </w:rPr>
-        <w:t xml:space="preserve"> (Node.js, Express, MySQL) supporting </w:t>
+        <w:t xml:space="preserve">Star Schema</w:t>
+      </w:r>
+      <w:r>
+        <w:rPr>
+          <w:rFonts w:ascii="Calibri" w:cs="Calibri" w:eastAsia="Calibri" w:hAnsi="Calibri"/>
+          <w:color w:val="3D3D3D"/>
+          <w:sz w:val="19"/>
+          <w:szCs w:val="19"/>
+        </w:rPr>
+        <w:t xml:space="preserve"> data warehouse + ETL pipelines (Pandas, SQLAlchemy) automating data ingestion from multiple sources</w:t>
+      </w:r>
+    </w:p>
+    <w:p>
+      <w:pPr>
+        <w:spacing w:after="16" w:before="16"/>
+        <w:ind w:left="320" w:hanging="320"/>
+      </w:pPr>
+      <w:r>
+        <w:rPr>
+          <w:rFonts w:ascii="Calibri" w:cs="Calibri" w:eastAsia="Calibri" w:hAnsi="Calibri"/>
+          <w:color w:val="0F2D5E"/>
+          <w:sz w:val="19"/>
+          <w:szCs w:val="19"/>
+        </w:rPr>
+        <w:t xml:space="preserve">•  </w:t>
+      </w:r>
+      <w:r>
+        <w:rPr>
+          <w:rFonts w:ascii="Calibri" w:cs="Calibri" w:eastAsia="Calibri" w:hAnsi="Calibri"/>
+          <w:color w:val="3D3D3D"/>
+          <w:sz w:val="19"/>
+          <w:szCs w:val="19"/>
+        </w:rPr>
+        <w:t xml:space="preserve">Delivered </w:t>
       </w:r>
       <w:r>
         <w:rPr>
@@ -583,226 +636,22 @@
           <w:sz w:val="19"/>
           <w:szCs w:val="19"/>
         </w:rPr>
-        <w:t xml:space="preserve">32,000+</w:t>
-      </w:r>
-      <w:r>
-        <w:rPr>
-          <w:rFonts w:ascii="Calibri" w:cs="Calibri" w:eastAsia="Calibri" w:hAnsi="Calibri"/>
-          <w:color w:val="3D3D3D"/>
-          <w:sz w:val="19"/>
-          <w:szCs w:val="19"/>
-        </w:rPr>
-        <w:t xml:space="preserve"> concurrent users in a production environment</w:t>
-      </w:r>
-    </w:p>
-    <w:p>
-      <w:pPr>
-        <w:spacing w:after="32" w:before="32"/>
-        <w:ind w:left="320" w:hanging="320"/>
-      </w:pPr>
-      <w:r>
-        <w:rPr>
-          <w:rFonts w:ascii="Calibri" w:cs="Calibri" w:eastAsia="Calibri" w:hAnsi="Calibri"/>
-          <w:color w:val="0F2D5E"/>
-          <w:sz w:val="19"/>
-          <w:szCs w:val="19"/>
-        </w:rPr>
-        <w:t xml:space="preserve">•  </w:t>
-      </w:r>
-      <w:r>
-        <w:rPr>
-          <w:rFonts w:ascii="Calibri" w:cs="Calibri" w:eastAsia="Calibri" w:hAnsi="Calibri"/>
-          <w:color w:val="3D3D3D"/>
-          <w:sz w:val="19"/>
-          <w:szCs w:val="19"/>
-        </w:rPr>
-        <w:t xml:space="preserve">Designed scalable and high-performance backend architecture handling concurrent authentication requests with zero downtime</w:t>
-      </w:r>
-    </w:p>
-    <w:p>
-      <w:pPr>
-        <w:spacing w:after="32" w:before="32"/>
-        <w:ind w:left="320" w:hanging="320"/>
-      </w:pPr>
-      <w:r>
-        <w:rPr>
-          <w:rFonts w:ascii="Calibri" w:cs="Calibri" w:eastAsia="Calibri" w:hAnsi="Calibri"/>
-          <w:color w:val="0F2D5E"/>
-          <w:sz w:val="19"/>
-          <w:szCs w:val="19"/>
-        </w:rPr>
-        <w:t xml:space="preserve">•  </w:t>
-      </w:r>
-      <w:r>
-        <w:rPr>
-          <w:rFonts w:ascii="Calibri" w:cs="Calibri" w:eastAsia="Calibri" w:hAnsi="Calibri"/>
-          <w:color w:val="3D3D3D"/>
-          <w:sz w:val="19"/>
-          <w:szCs w:val="19"/>
-        </w:rPr>
-        <w:t xml:space="preserve">Engineered device-based authentication (</w:t>
-      </w:r>
-      <w:r>
-        <w:rPr>
-          <w:rFonts w:ascii="Calibri" w:cs="Calibri" w:eastAsia="Calibri" w:hAnsi="Calibri"/>
-          <w:b/>
-          <w:bCs/>
-          <w:color w:val="0A0A0A"/>
-          <w:sz w:val="19"/>
-          <w:szCs w:val="19"/>
-        </w:rPr>
-        <w:t xml:space="preserve">HWID binding</w:t>
-      </w:r>
-      <w:r>
-        <w:rPr>
-          <w:rFonts w:ascii="Calibri" w:cs="Calibri" w:eastAsia="Calibri" w:hAnsi="Calibri"/>
-          <w:color w:val="3D3D3D"/>
-          <w:sz w:val="19"/>
-          <w:szCs w:val="19"/>
-        </w:rPr>
-        <w:t xml:space="preserve">) and OAuth2 integration — significantly reducing unauthorised access attempts</w:t>
-      </w:r>
-    </w:p>
-    <w:p>
-      <w:pPr>
-        <w:spacing w:after="32" w:before="32"/>
-        <w:ind w:left="320" w:hanging="320"/>
-      </w:pPr>
-      <w:r>
-        <w:rPr>
-          <w:rFonts w:ascii="Calibri" w:cs="Calibri" w:eastAsia="Calibri" w:hAnsi="Calibri"/>
-          <w:color w:val="0F2D5E"/>
-          <w:sz w:val="19"/>
-          <w:szCs w:val="19"/>
-        </w:rPr>
-        <w:t xml:space="preserve">•  </w:t>
-      </w:r>
-      <w:r>
-        <w:rPr>
-          <w:rFonts w:ascii="Calibri" w:cs="Calibri" w:eastAsia="Calibri" w:hAnsi="Calibri"/>
-          <w:color w:val="3D3D3D"/>
-          <w:sz w:val="19"/>
-          <w:szCs w:val="19"/>
-        </w:rPr>
-        <w:t xml:space="preserve">Implemented </w:t>
-      </w:r>
-      <w:r>
-        <w:rPr>
-          <w:rFonts w:ascii="Calibri" w:cs="Calibri" w:eastAsia="Calibri" w:hAnsi="Calibri"/>
-          <w:b/>
-          <w:bCs/>
-          <w:color w:val="0A0A0A"/>
-          <w:sz w:val="19"/>
-          <w:szCs w:val="19"/>
-        </w:rPr>
-        <w:t xml:space="preserve">JWT session management</w:t>
-      </w:r>
-      <w:r>
-        <w:rPr>
-          <w:rFonts w:ascii="Calibri" w:cs="Calibri" w:eastAsia="Calibri" w:hAnsi="Calibri"/>
-          <w:color w:val="3D3D3D"/>
-          <w:sz w:val="19"/>
-          <w:szCs w:val="19"/>
-        </w:rPr>
-        <w:t xml:space="preserve"> with token expiry, rotation, and refresh logic ensuring session integrity at scale</w:t>
-      </w:r>
-    </w:p>
-    <w:p>
-      <w:pPr>
-        <w:spacing w:after="32" w:before="32"/>
-        <w:ind w:left="320" w:hanging="320"/>
-      </w:pPr>
-      <w:r>
-        <w:rPr>
-          <w:rFonts w:ascii="Calibri" w:cs="Calibri" w:eastAsia="Calibri" w:hAnsi="Calibri"/>
-          <w:color w:val="0F2D5E"/>
-          <w:sz w:val="19"/>
-          <w:szCs w:val="19"/>
-        </w:rPr>
-        <w:t xml:space="preserve">•  </w:t>
-      </w:r>
-      <w:r>
-        <w:rPr>
-          <w:rFonts w:ascii="Calibri" w:cs="Calibri" w:eastAsia="Calibri" w:hAnsi="Calibri"/>
-          <w:color w:val="3D3D3D"/>
-          <w:sz w:val="19"/>
-          <w:szCs w:val="19"/>
-        </w:rPr>
-        <w:t xml:space="preserve">Built a </w:t>
-      </w:r>
-      <w:r>
-        <w:rPr>
-          <w:rFonts w:ascii="Calibri" w:cs="Calibri" w:eastAsia="Calibri" w:hAnsi="Calibri"/>
-          <w:b/>
-          <w:bCs/>
-          <w:color w:val="0A0A0A"/>
-          <w:sz w:val="19"/>
-          <w:szCs w:val="19"/>
-        </w:rPr>
-        <w:t xml:space="preserve">C# desktop launcher</w:t>
-      </w:r>
-      <w:r>
-        <w:rPr>
-          <w:rFonts w:ascii="Calibri" w:cs="Calibri" w:eastAsia="Calibri" w:hAnsi="Calibri"/>
-          <w:color w:val="3D3D3D"/>
-          <w:sz w:val="19"/>
-          <w:szCs w:val="19"/>
-        </w:rPr>
-        <w:t xml:space="preserve"> integrated with backend services to manage secure user access at application startup</w:t>
-      </w:r>
-    </w:p>
-    <w:p>
-      <w:pPr>
-        <w:spacing w:after="32" w:before="32"/>
-        <w:ind w:left="320" w:hanging="320"/>
-      </w:pPr>
-      <w:r>
-        <w:rPr>
-          <w:rFonts w:ascii="Calibri" w:cs="Calibri" w:eastAsia="Calibri" w:hAnsi="Calibri"/>
-          <w:color w:val="0F2D5E"/>
-          <w:sz w:val="19"/>
-          <w:szCs w:val="19"/>
-        </w:rPr>
-        <w:t xml:space="preserve">•  </w:t>
-      </w:r>
-      <w:r>
-        <w:rPr>
-          <w:rFonts w:ascii="Calibri" w:cs="Calibri" w:eastAsia="Calibri" w:hAnsi="Calibri"/>
-          <w:color w:val="3D3D3D"/>
-          <w:sz w:val="19"/>
-          <w:szCs w:val="19"/>
-        </w:rPr>
-        <w:t xml:space="preserve">Applied rate limiting, API validation, and caching mechanisms to ensure system reliability and prevent abuse</w:t>
-      </w:r>
-    </w:p>
-    <w:p>
-      <w:pPr>
-        <w:spacing w:after="32" w:before="32"/>
-        <w:ind w:left="320" w:hanging="320"/>
-      </w:pPr>
-      <w:r>
-        <w:rPr>
-          <w:rFonts w:ascii="Calibri" w:cs="Calibri" w:eastAsia="Calibri" w:hAnsi="Calibri"/>
-          <w:color w:val="0F2D5E"/>
-          <w:sz w:val="19"/>
-          <w:szCs w:val="19"/>
-        </w:rPr>
-        <w:t xml:space="preserve">•  </w:t>
-      </w:r>
-      <w:r>
-        <w:rPr>
-          <w:rFonts w:ascii="Calibri" w:cs="Calibri" w:eastAsia="Calibri" w:hAnsi="Calibri"/>
-          <w:color w:val="3D3D3D"/>
-          <w:sz w:val="19"/>
-          <w:szCs w:val="19"/>
-        </w:rPr>
-        <w:t xml:space="preserve">Managed full project lifecycle using Git version control — sole backend engineer responsible for architecture, implementation, and deployment</w:t>
+        <w:t xml:space="preserve">Power BI</w:t>
+      </w:r>
+      <w:r>
+        <w:rPr>
+          <w:rFonts w:ascii="Calibri" w:cs="Calibri" w:eastAsia="Calibri" w:hAnsi="Calibri"/>
+          <w:color w:val="3D3D3D"/>
+          <w:sz w:val="19"/>
+          <w:szCs w:val="19"/>
+        </w:rPr>
+        <w:t xml:space="preserve"> dashboards for real-time KPI tracking and standardised 10,000+ records via Power Query</w:t>
       </w:r>
     </w:p>
     <w:p>
       <w:pPr>
         <w:shd w:fill="0F2D5E" w:val="clear"/>
-        <w:spacing w:after="110" w:before="260"/>
+        <w:spacing w:after="70" w:before="140"/>
       </w:pPr>
       <w:r>
         <w:rPr>
@@ -822,7 +671,7 @@
         <w:tabs>
           <w:tab w:val="right" w:pos="10106"/>
         </w:tabs>
-        <w:spacing w:after="40" w:before="150"/>
+        <w:spacing w:after="30" w:before="90"/>
       </w:pPr>
       <w:r>
         <w:rPr>
@@ -833,7 +682,7 @@
           <w:sz w:val="21"/>
           <w:szCs w:val="21"/>
         </w:rPr>
-        <w:t xml:space="preserve">ScanVD — AI-Powered Video Search Engine</w:t>
+        <w:t xml:space="preserve">ScanVD — AI Video Search Engine</w:t>
       </w:r>
       <w:r>
         <w:rPr>
@@ -851,7 +700,7 @@
           <w:sz w:val="19"/>
           <w:szCs w:val="19"/>
         </w:rPr>
-        <w:t xml:space="preserve">Deployed on HuggingFace Spaces</w:t>
+        <w:t xml:space="preserve">huggingface.co/spaces/AhmedBrg/ScanVD_demo</w:t>
       </w:r>
       <w:r>
         <w:t xml:space="preserve">	</w:t>
@@ -870,7 +719,7 @@
     </w:p>
     <w:p>
       <w:pPr>
-        <w:spacing w:after="32" w:before="32"/>
+        <w:spacing w:after="16" w:before="16"/>
         <w:ind w:left="320" w:hanging="320"/>
       </w:pPr>
       <w:r>
@@ -889,7 +738,7 @@
           <w:sz w:val="19"/>
           <w:szCs w:val="19"/>
         </w:rPr>
-        <w:t xml:space="preserve">Built a full-stack AI system extracting </w:t>
+        <w:t xml:space="preserve">Multi-model AI pipeline (</w:t>
       </w:r>
       <w:r>
         <w:rPr>
@@ -900,89 +749,21 @@
           <w:sz w:val="19"/>
           <w:szCs w:val="19"/>
         </w:rPr>
-        <w:t xml:space="preserve">precise timestamps</w:t>
-      </w:r>
-      <w:r>
-        <w:rPr>
-          <w:rFonts w:ascii="Calibri" w:cs="Calibri" w:eastAsia="Calibri" w:hAnsi="Calibri"/>
-          <w:color w:val="3D3D3D"/>
-          <w:sz w:val="19"/>
-          <w:szCs w:val="19"/>
-        </w:rPr>
-        <w:t xml:space="preserve"> from natural language queries over video content</w:t>
-      </w:r>
-    </w:p>
-    <w:p>
-      <w:pPr>
-        <w:spacing w:after="32" w:before="32"/>
-        <w:ind w:left="320" w:hanging="320"/>
-      </w:pPr>
-      <w:r>
-        <w:rPr>
-          <w:rFonts w:ascii="Calibri" w:cs="Calibri" w:eastAsia="Calibri" w:hAnsi="Calibri"/>
-          <w:color w:val="0F2D5E"/>
-          <w:sz w:val="19"/>
-          <w:szCs w:val="19"/>
-        </w:rPr>
-        <w:t xml:space="preserve">•  </w:t>
-      </w:r>
-      <w:r>
-        <w:rPr>
-          <w:rFonts w:ascii="Calibri" w:cs="Calibri" w:eastAsia="Calibri" w:hAnsi="Calibri"/>
-          <w:color w:val="3D3D3D"/>
-          <w:sz w:val="19"/>
-          <w:szCs w:val="19"/>
-        </w:rPr>
-        <w:t xml:space="preserve">Designed </w:t>
-      </w:r>
-      <w:r>
-        <w:rPr>
-          <w:rFonts w:ascii="Calibri" w:cs="Calibri" w:eastAsia="Calibri" w:hAnsi="Calibri"/>
-          <w:b/>
-          <w:bCs/>
-          <w:color w:val="0A0A0A"/>
-          <w:sz w:val="19"/>
-          <w:szCs w:val="19"/>
-        </w:rPr>
-        <w:t xml:space="preserve">multi-model backend pipeline</w:t>
-      </w:r>
-      <w:r>
-        <w:rPr>
-          <w:rFonts w:ascii="Calibri" w:cs="Calibri" w:eastAsia="Calibri" w:hAnsi="Calibri"/>
-          <w:color w:val="3D3D3D"/>
-          <w:sz w:val="19"/>
-          <w:szCs w:val="19"/>
-        </w:rPr>
-        <w:t xml:space="preserve"> combining Whisper (ASR), YOLOv8 (object detection), and CLIP (semantic search)</w:t>
-      </w:r>
-    </w:p>
-    <w:p>
-      <w:pPr>
-        <w:spacing w:after="32" w:before="32"/>
-        <w:ind w:left="320" w:hanging="320"/>
-      </w:pPr>
-      <w:r>
-        <w:rPr>
-          <w:rFonts w:ascii="Calibri" w:cs="Calibri" w:eastAsia="Calibri" w:hAnsi="Calibri"/>
-          <w:color w:val="0F2D5E"/>
-          <w:sz w:val="19"/>
-          <w:szCs w:val="19"/>
-        </w:rPr>
-        <w:t xml:space="preserve">•  </w:t>
-      </w:r>
-      <w:r>
-        <w:rPr>
-          <w:rFonts w:ascii="Calibri" w:cs="Calibri" w:eastAsia="Calibri" w:hAnsi="Calibri"/>
-          <w:color w:val="3D3D3D"/>
-          <w:sz w:val="19"/>
-          <w:szCs w:val="19"/>
-        </w:rPr>
-        <w:t xml:space="preserve">Deployed scalable inference API on HuggingFace Spaces — accessible at huggingface.co/spaces/AhmedBrg/ScanVD_demo</w:t>
-      </w:r>
-    </w:p>
-    <w:p>
-      <w:pPr>
-        <w:spacing w:after="70" w:before="50"/>
+        <w:t xml:space="preserve">Whisper + YOLOv8 + CLIP</w:t>
+      </w:r>
+      <w:r>
+        <w:rPr>
+          <w:rFonts w:ascii="Calibri" w:cs="Calibri" w:eastAsia="Calibri" w:hAnsi="Calibri"/>
+          <w:color w:val="3D3D3D"/>
+          <w:sz w:val="19"/>
+          <w:szCs w:val="19"/>
+        </w:rPr>
+        <w:t xml:space="preserve">) extracting precise timestamps from natural language queries — deployed on HuggingFace with Docker</w:t>
+      </w:r>
+    </w:p>
+    <w:p>
+      <w:pPr>
+        <w:spacing w:after="45" w:before="35"/>
         <w:ind w:left="320"/>
       </w:pPr>
       <w:r>
@@ -1005,12 +786,12 @@
           <w:sz w:val="17"/>
           <w:szCs w:val="17"/>
         </w:rPr>
-        <w:t xml:space="preserve">Python · Whisper · YOLOv8 · CLIP · HuggingFace · REST API · Docker</w:t>
-      </w:r>
-    </w:p>
-    <w:p>
-      <w:pPr>
-        <w:spacing w:after="55" w:before="0"/>
+        <w:t xml:space="preserve">Python · Whisper · YOLOv8 · CLIP · HuggingFace · Docker</w:t>
+      </w:r>
+    </w:p>
+    <w:p>
+      <w:pPr>
+        <w:spacing w:after="40" w:before="0"/>
       </w:pPr>
     </w:p>
     <w:p>
@@ -1018,7 +799,7 @@
         <w:tabs>
           <w:tab w:val="right" w:pos="10106"/>
         </w:tabs>
-        <w:spacing w:after="40" w:before="150"/>
+        <w:spacing w:after="30" w:before="90"/>
       </w:pPr>
       <w:r>
         <w:rPr>
@@ -1029,7 +810,7 @@
           <w:sz w:val="21"/>
           <w:szCs w:val="21"/>
         </w:rPr>
-        <w:t xml:space="preserve">AgriLink — Collaborative Farming Platform</w:t>
+        <w:t xml:space="preserve">Secure Auth System — Gaming Community</w:t>
       </w:r>
       <w:r>
         <w:rPr>
@@ -1047,7 +828,7 @@
           <w:sz w:val="19"/>
           <w:szCs w:val="19"/>
         </w:rPr>
-        <w:t xml:space="preserve">Hackathon Winner 🏆 · github.com/Ahmedbrg/Hackathon2025</w:t>
+        <w:t xml:space="preserve">Freelance · Private</w:t>
       </w:r>
       <w:r>
         <w:t xml:space="preserve">	</w:t>
@@ -1061,12 +842,12 @@
           <w:sz w:val="17"/>
           <w:szCs w:val="17"/>
         </w:rPr>
-        <w:t xml:space="preserve">2025</w:t>
-      </w:r>
-    </w:p>
-    <w:p>
-      <w:pPr>
-        <w:spacing w:after="32" w:before="32"/>
+        <w:t xml:space="preserve">2026</w:t>
+      </w:r>
+    </w:p>
+    <w:p>
+      <w:pPr>
+        <w:spacing w:after="16" w:before="16"/>
         <w:ind w:left="320" w:hanging="320"/>
       </w:pPr>
       <w:r>
@@ -1085,7 +866,7 @@
           <w:sz w:val="19"/>
           <w:szCs w:val="19"/>
         </w:rPr>
-        <w:t xml:space="preserve">Designed and shipped a mobile platform for AI-based plant disease detection — winner of the TGN </w:t>
+        <w:t xml:space="preserve">Architected and deployed a </w:t>
       </w:r>
       <w:r>
         <w:rPr>
@@ -1096,12 +877,21 @@
           <w:sz w:val="19"/>
           <w:szCs w:val="19"/>
         </w:rPr>
-        <w:t xml:space="preserve">Hackathon 2025</w:t>
-      </w:r>
-    </w:p>
-    <w:p>
-      <w:pPr>
-        <w:spacing w:after="32" w:before="32"/>
+        <w:t xml:space="preserve">secure REST API</w:t>
+      </w:r>
+      <w:r>
+        <w:rPr>
+          <w:rFonts w:ascii="Calibri" w:cs="Calibri" w:eastAsia="Calibri" w:hAnsi="Calibri"/>
+          <w:color w:val="3D3D3D"/>
+          <w:sz w:val="19"/>
+          <w:szCs w:val="19"/>
+        </w:rPr>
+        <w:t xml:space="preserve"> (Node.js, Express, MySQL) for a 32,000-member gaming community — sole engineer, full lifecycle ownership</w:t>
+      </w:r>
+    </w:p>
+    <w:p>
+      <w:pPr>
+        <w:spacing w:after="16" w:before="16"/>
         <w:ind w:left="320" w:hanging="320"/>
       </w:pPr>
       <w:r>
@@ -1120,12 +910,12 @@
           <w:sz w:val="19"/>
           <w:szCs w:val="19"/>
         </w:rPr>
-        <w:t xml:space="preserve">Built GPS-based farmer networking with offline-first architecture for low-connectivity rural environments</w:t>
-      </w:r>
-    </w:p>
-    <w:p>
-      <w:pPr>
-        <w:spacing w:after="70" w:before="50"/>
+        <w:t xml:space="preserve">Built a C# desktop launcher with HWID binding, Discord OAuth2, JWT session management, rate limiting, and API validation</w:t>
+      </w:r>
+    </w:p>
+    <w:p>
+      <w:pPr>
+        <w:spacing w:after="45" w:before="35"/>
         <w:ind w:left="320"/>
       </w:pPr>
       <w:r>
@@ -1148,12 +938,12 @@
           <w:sz w:val="17"/>
           <w:szCs w:val="17"/>
         </w:rPr>
-        <w:t xml:space="preserve">React Native · TypeScript · AI API · GPS · Offline Architecture</w:t>
-      </w:r>
-    </w:p>
-    <w:p>
-      <w:pPr>
-        <w:spacing w:after="55" w:before="0"/>
+        <w:t xml:space="preserve">Node.js · Express · MySQL · C# · JWT · OAuth2 · Git</w:t>
+      </w:r>
+    </w:p>
+    <w:p>
+      <w:pPr>
+        <w:spacing w:after="40" w:before="0"/>
       </w:pPr>
     </w:p>
     <w:p>
@@ -1161,7 +951,7 @@
         <w:tabs>
           <w:tab w:val="right" w:pos="10106"/>
         </w:tabs>
-        <w:spacing w:after="40" w:before="150"/>
+        <w:spacing w:after="30" w:before="90"/>
       </w:pPr>
       <w:r>
         <w:rPr>
@@ -1172,7 +962,7 @@
           <w:sz w:val="21"/>
           <w:szCs w:val="21"/>
         </w:rPr>
-        <w:t xml:space="preserve">Problem Solving — ACM/Codeforces</w:t>
+        <w:t xml:space="preserve">AgriLink — Smart Farming Platform</w:t>
       </w:r>
       <w:r>
         <w:rPr>
@@ -1190,7 +980,7 @@
           <w:sz w:val="19"/>
           <w:szCs w:val="19"/>
         </w:rPr>
-        <w:t xml:space="preserve">github.com/Ahmedbrg/problemsolving-HACKATHON</w:t>
+        <w:t xml:space="preserve">TGN Hackathon 2025 · github.com/Ahmedbrg/Hackathon2025</w:t>
       </w:r>
       <w:r>
         <w:t xml:space="preserve">	</w:t>
@@ -1204,12 +994,12 @@
           <w:sz w:val="17"/>
           <w:szCs w:val="17"/>
         </w:rPr>
-        <w:t xml:space="preserve">2026</w:t>
-      </w:r>
-    </w:p>
-    <w:p>
-      <w:pPr>
-        <w:spacing w:after="32" w:before="32"/>
+        <w:t xml:space="preserve">2025</w:t>
+      </w:r>
+    </w:p>
+    <w:p>
+      <w:pPr>
+        <w:spacing w:after="16" w:before="16"/>
         <w:ind w:left="320" w:hanging="320"/>
       </w:pPr>
       <w:r>
@@ -1224,51 +1014,36 @@
       <w:r>
         <w:rPr>
           <w:rFonts w:ascii="Calibri" w:cs="Calibri" w:eastAsia="Calibri" w:hAnsi="Calibri"/>
+          <w:color w:val="3D3D3D"/>
+          <w:sz w:val="19"/>
+          <w:szCs w:val="19"/>
+        </w:rPr>
+        <w:t xml:space="preserve">Built a mobile app for </w:t>
+      </w:r>
+      <w:r>
+        <w:rPr>
+          <w:rFonts w:ascii="Calibri" w:cs="Calibri" w:eastAsia="Calibri" w:hAnsi="Calibri"/>
           <w:b/>
           <w:bCs/>
           <w:color w:val="0A0A0A"/>
           <w:sz w:val="19"/>
           <w:szCs w:val="19"/>
         </w:rPr>
-        <w:t xml:space="preserve">Ranked 3rd</w:t>
-      </w:r>
-      <w:r>
-        <w:rPr>
-          <w:rFonts w:ascii="Calibri" w:cs="Calibri" w:eastAsia="Calibri" w:hAnsi="Calibri"/>
-          <w:color w:val="3D3D3D"/>
-          <w:sz w:val="19"/>
-          <w:szCs w:val="19"/>
-        </w:rPr>
-        <w:t xml:space="preserve"> in an ACM-style competitive programming contest — solved all problems under time pressure</w:t>
-      </w:r>
-    </w:p>
-    <w:p>
-      <w:pPr>
-        <w:spacing w:after="32" w:before="32"/>
-        <w:ind w:left="320" w:hanging="320"/>
-      </w:pPr>
-      <w:r>
-        <w:rPr>
-          <w:rFonts w:ascii="Calibri" w:cs="Calibri" w:eastAsia="Calibri" w:hAnsi="Calibri"/>
-          <w:color w:val="0F2D5E"/>
-          <w:sz w:val="19"/>
-          <w:szCs w:val="19"/>
-        </w:rPr>
-        <w:t xml:space="preserve">•  </w:t>
-      </w:r>
-      <w:r>
-        <w:rPr>
-          <w:rFonts w:ascii="Calibri" w:cs="Calibri" w:eastAsia="Calibri" w:hAnsi="Calibri"/>
-          <w:color w:val="3D3D3D"/>
-          <w:sz w:val="19"/>
-          <w:szCs w:val="19"/>
-        </w:rPr>
-        <w:t xml:space="preserve">Practised algorithmic problem solving on Codeforces — arrays, graphs, dynamic programming, time complexity optimisation</w:t>
-      </w:r>
-    </w:p>
-    <w:p>
-      <w:pPr>
-        <w:spacing w:after="70" w:before="50"/>
+        <w:t xml:space="preserve">AI-based plant disease detection</w:t>
+      </w:r>
+      <w:r>
+        <w:rPr>
+          <w:rFonts w:ascii="Calibri" w:cs="Calibri" w:eastAsia="Calibri" w:hAnsi="Calibri"/>
+          <w:color w:val="3D3D3D"/>
+          <w:sz w:val="19"/>
+          <w:szCs w:val="19"/>
+        </w:rPr>
+        <w:t xml:space="preserve"> with GPS networking and offline-first architecture for rural environments</w:t>
+      </w:r>
+    </w:p>
+    <w:p>
+      <w:pPr>
+        <w:spacing w:after="45" w:before="35"/>
         <w:ind w:left="320"/>
       </w:pPr>
       <w:r>
@@ -1291,145 +1066,13 @@
           <w:sz w:val="17"/>
           <w:szCs w:val="17"/>
         </w:rPr>
-        <w:t xml:space="preserve">Python · Algorithms · Data Structures · Competitive Programming</w:t>
-      </w:r>
-    </w:p>
-    <w:p>
-      <w:pPr>
-        <w:spacing w:after="55" w:before="0"/>
-      </w:pPr>
-    </w:p>
-    <w:p>
-      <w:pPr>
-        <w:tabs>
-          <w:tab w:val="right" w:pos="10106"/>
-        </w:tabs>
-        <w:spacing w:after="40" w:before="150"/>
-      </w:pPr>
-      <w:r>
-        <w:rPr>
-          <w:rFonts w:ascii="Calibri" w:cs="Calibri" w:eastAsia="Calibri" w:hAnsi="Calibri"/>
-          <w:b/>
-          <w:bCs/>
-          <w:color w:val="0F2D5E"/>
-          <w:sz w:val="21"/>
-          <w:szCs w:val="21"/>
-        </w:rPr>
-        <w:t xml:space="preserve">ToDo Pro — Task Manager Web App</w:t>
-      </w:r>
-      <w:r>
-        <w:rPr>
-          <w:rFonts w:ascii="Calibri" w:cs="Calibri" w:eastAsia="Calibri" w:hAnsi="Calibri"/>
-          <w:color w:val="767676"/>
-          <w:sz w:val="19"/>
-          <w:szCs w:val="19"/>
-        </w:rPr>
-        <w:t xml:space="preserve">   —   </w:t>
-      </w:r>
-      <w:r>
-        <w:rPr>
-          <w:rFonts w:ascii="Calibri" w:cs="Calibri" w:eastAsia="Calibri" w:hAnsi="Calibri"/>
-          <w:color w:val="3D3D3D"/>
-          <w:sz w:val="19"/>
-          <w:szCs w:val="19"/>
-        </w:rPr>
-        <w:t xml:space="preserve">github.com/Ahmedbrg/ToDo-Pro</w:t>
-      </w:r>
-      <w:r>
-        <w:t xml:space="preserve">	</w:t>
-      </w:r>
-      <w:r>
-        <w:rPr>
-          <w:rFonts w:ascii="Calibri" w:cs="Calibri" w:eastAsia="Calibri" w:hAnsi="Calibri"/>
-          <w:i/>
-          <w:iCs/>
-          <w:color w:val="767676"/>
-          <w:sz w:val="17"/>
-          <w:szCs w:val="17"/>
-        </w:rPr>
-        <w:t xml:space="preserve">2026</w:t>
-      </w:r>
-    </w:p>
-    <w:p>
-      <w:pPr>
-        <w:spacing w:after="32" w:before="32"/>
-        <w:ind w:left="320" w:hanging="320"/>
-      </w:pPr>
-      <w:r>
-        <w:rPr>
-          <w:rFonts w:ascii="Calibri" w:cs="Calibri" w:eastAsia="Calibri" w:hAnsi="Calibri"/>
-          <w:color w:val="0F2D5E"/>
-          <w:sz w:val="19"/>
-          <w:szCs w:val="19"/>
-        </w:rPr>
-        <w:t xml:space="preserve">•  </w:t>
-      </w:r>
-      <w:r>
-        <w:rPr>
-          <w:rFonts w:ascii="Calibri" w:cs="Calibri" w:eastAsia="Calibri" w:hAnsi="Calibri"/>
-          <w:color w:val="3D3D3D"/>
-          <w:sz w:val="19"/>
-          <w:szCs w:val="19"/>
-        </w:rPr>
-        <w:t xml:space="preserve">Built a full-featured task manager with priorities, deadlines, categories, real-time search, and dark/light mode</w:t>
-      </w:r>
-    </w:p>
-    <w:p>
-      <w:pPr>
-        <w:spacing w:after="32" w:before="32"/>
-        <w:ind w:left="320" w:hanging="320"/>
-      </w:pPr>
-      <w:r>
-        <w:rPr>
-          <w:rFonts w:ascii="Calibri" w:cs="Calibri" w:eastAsia="Calibri" w:hAnsi="Calibri"/>
-          <w:color w:val="0F2D5E"/>
-          <w:sz w:val="19"/>
-          <w:szCs w:val="19"/>
-        </w:rPr>
-        <w:t xml:space="preserve">•  </w:t>
-      </w:r>
-      <w:r>
-        <w:rPr>
-          <w:rFonts w:ascii="Calibri" w:cs="Calibri" w:eastAsia="Calibri" w:hAnsi="Calibri"/>
-          <w:color w:val="3D3D3D"/>
-          <w:sz w:val="19"/>
-          <w:szCs w:val="19"/>
-        </w:rPr>
-        <w:t xml:space="preserve">Implemented bilingual UI (French/English) and deployed as a standalone web application</w:t>
-      </w:r>
-    </w:p>
-    <w:p>
-      <w:pPr>
-        <w:spacing w:after="70" w:before="50"/>
-        <w:ind w:left="320"/>
-      </w:pPr>
-      <w:r>
-        <w:rPr>
-          <w:rFonts w:ascii="Calibri" w:cs="Calibri" w:eastAsia="Calibri" w:hAnsi="Calibri"/>
-          <w:b/>
-          <w:bCs/>
-          <w:color w:val="0F2D5E"/>
-          <w:sz w:val="17"/>
-          <w:szCs w:val="17"/>
-        </w:rPr>
-        <w:t xml:space="preserve">Stack: </w:t>
-      </w:r>
-      <w:r>
-        <w:rPr>
-          <w:rFonts w:ascii="Calibri" w:cs="Calibri" w:eastAsia="Calibri" w:hAnsi="Calibri"/>
-          <w:i/>
-          <w:iCs/>
-          <w:color w:val="3D3D3D"/>
-          <w:sz w:val="17"/>
-          <w:szCs w:val="17"/>
-        </w:rPr>
-        <w:t xml:space="preserve">HTML · CSS · JavaScript · LocalStorage API</w:t>
+        <w:t xml:space="preserve">React Native · TypeScript · AI API · GPS</w:t>
       </w:r>
     </w:p>
     <w:p>
       <w:pPr>
         <w:shd w:fill="0F2D5E" w:val="clear"/>
-        <w:spacing w:after="110" w:before="260"/>
+        <w:spacing w:after="70" w:before="140"/>
       </w:pPr>
       <w:r>
         <w:rPr>
@@ -1443,11 +1086,6 @@
         </w:rPr>
         <w:t xml:space="preserve">  TECHNICAL SKILLS</w:t>
       </w:r>
-    </w:p>
-    <w:p>
-      <w:pPr>
-        <w:spacing w:after="40" w:before="0"/>
-      </w:pPr>
     </w:p>
     <w:tbl>
       <w:tblPr>
@@ -1476,9 +1114,9 @@
               <w:right w:val="none" w:color="FFFFFF" w:sz="0"/>
             </w:tcBorders>
             <w:tcMar>
-              <w:top w:type="dxa" w:w="55"/>
+              <w:top w:type="dxa" w:w="30"/>
               <w:left w:type="dxa" w:w="0"/>
-              <w:bottom w:type="dxa" w:w="55"/>
+              <w:bottom w:type="dxa" w:w="30"/>
               <w:right w:type="dxa" w:w="180"/>
             </w:tcMar>
           </w:tcPr>
@@ -1489,10 +1127,10 @@
                 <w:b/>
                 <w:bCs/>
                 <w:color w:val="0F2D5E"/>
-                <w:sz w:val="19"/>
-                <w:szCs w:val="19"/>
-              </w:rPr>
-              <w:t xml:space="preserve">Backend:</w:t>
+                <w:sz w:val="18"/>
+                <w:szCs w:val="18"/>
+              </w:rPr>
+              <w:t xml:space="preserve">AI / GenAI:</w:t>
             </w:r>
           </w:p>
         </w:tc>
@@ -1506,9 +1144,9 @@
               <w:right w:val="none" w:color="FFFFFF" w:sz="0"/>
             </w:tcBorders>
             <w:tcMar>
-              <w:top w:type="dxa" w:w="55"/>
+              <w:top w:type="dxa" w:w="30"/>
               <w:left w:type="dxa" w:w="0"/>
-              <w:bottom w:type="dxa" w:w="55"/>
+              <w:bottom w:type="dxa" w:w="30"/>
               <w:right w:type="dxa" w:w="0"/>
             </w:tcMar>
           </w:tcPr>
@@ -1517,10 +1155,10 @@
               <w:rPr>
                 <w:rFonts w:ascii="Calibri" w:cs="Calibri" w:eastAsia="Calibri" w:hAnsi="Calibri"/>
                 <w:color w:val="3D3D3D"/>
-                <w:sz w:val="19"/>
-                <w:szCs w:val="19"/>
-              </w:rPr>
-              <w:t xml:space="preserve">Node.js · Express · REST APIs · Authentication Systems · JWT · OAuth2 · MySQL · C# · API Scalability</w:t>
+                <w:sz w:val="18"/>
+                <w:szCs w:val="18"/>
+              </w:rPr>
+              <w:t xml:space="preserve">RAG · LLMs · CrewAI · Qdrant · Weaviate · Whisper · YOLOv8 · CLIP · OCR · Embeddings · Ollama</w:t>
             </w:r>
           </w:p>
         </w:tc>
@@ -1536,9 +1174,9 @@
               <w:right w:val="none" w:color="FFFFFF" w:sz="0"/>
             </w:tcBorders>
             <w:tcMar>
-              <w:top w:type="dxa" w:w="55"/>
+              <w:top w:type="dxa" w:w="30"/>
               <w:left w:type="dxa" w:w="0"/>
-              <w:bottom w:type="dxa" w:w="55"/>
+              <w:bottom w:type="dxa" w:w="30"/>
               <w:right w:type="dxa" w:w="180"/>
             </w:tcMar>
           </w:tcPr>
@@ -1549,10 +1187,10 @@
                 <w:b/>
                 <w:bCs/>
                 <w:color w:val="0F2D5E"/>
-                <w:sz w:val="19"/>
-                <w:szCs w:val="19"/>
-              </w:rPr>
-              <w:t xml:space="preserve">Data:</w:t>
+                <w:sz w:val="18"/>
+                <w:szCs w:val="18"/>
+              </w:rPr>
+              <w:t xml:space="preserve">Automation:</w:t>
             </w:r>
           </w:p>
         </w:tc>
@@ -1566,9 +1204,9 @@
               <w:right w:val="none" w:color="FFFFFF" w:sz="0"/>
             </w:tcBorders>
             <w:tcMar>
-              <w:top w:type="dxa" w:w="55"/>
+              <w:top w:type="dxa" w:w="30"/>
               <w:left w:type="dxa" w:w="0"/>
-              <w:bottom w:type="dxa" w:w="55"/>
+              <w:bottom w:type="dxa" w:w="30"/>
               <w:right w:type="dxa" w:w="0"/>
             </w:tcMar>
           </w:tcPr>
@@ -1577,10 +1215,10 @@
               <w:rPr>
                 <w:rFonts w:ascii="Calibri" w:cs="Calibri" w:eastAsia="Calibri" w:hAnsi="Calibri"/>
                 <w:color w:val="3D3D3D"/>
-                <w:sz w:val="19"/>
-                <w:szCs w:val="19"/>
-              </w:rPr>
-              <w:t xml:space="preserve">SQL Server · ETL · Pandas · SQLAlchemy · Power BI · Power Query · Star Schema · Data Modelling</w:t>
+                <w:sz w:val="18"/>
+                <w:szCs w:val="18"/>
+              </w:rPr>
+              <w:t xml:space="preserve">n8n · Webhooks · REST APIs · Gmail API · Workflow Automation · JSON pipelines</w:t>
             </w:r>
           </w:p>
         </w:tc>
@@ -1596,9 +1234,9 @@
               <w:right w:val="none" w:color="FFFFFF" w:sz="0"/>
             </w:tcBorders>
             <w:tcMar>
-              <w:top w:type="dxa" w:w="55"/>
+              <w:top w:type="dxa" w:w="30"/>
               <w:left w:type="dxa" w:w="0"/>
-              <w:bottom w:type="dxa" w:w="55"/>
+              <w:bottom w:type="dxa" w:w="30"/>
               <w:right w:type="dxa" w:w="180"/>
             </w:tcMar>
           </w:tcPr>
@@ -1609,10 +1247,10 @@
                 <w:b/>
                 <w:bCs/>
                 <w:color w:val="0F2D5E"/>
-                <w:sz w:val="19"/>
-                <w:szCs w:val="19"/>
-              </w:rPr>
-              <w:t xml:space="preserve">AI / ML:</w:t>
+                <w:sz w:val="18"/>
+                <w:szCs w:val="18"/>
+              </w:rPr>
+              <w:t xml:space="preserve">Backend:</w:t>
             </w:r>
           </w:p>
         </w:tc>
@@ -1626,9 +1264,9 @@
               <w:right w:val="none" w:color="FFFFFF" w:sz="0"/>
             </w:tcBorders>
             <w:tcMar>
-              <w:top w:type="dxa" w:w="55"/>
+              <w:top w:type="dxa" w:w="30"/>
               <w:left w:type="dxa" w:w="0"/>
-              <w:bottom w:type="dxa" w:w="55"/>
+              <w:bottom w:type="dxa" w:w="30"/>
               <w:right w:type="dxa" w:w="0"/>
             </w:tcMar>
           </w:tcPr>
@@ -1637,10 +1275,10 @@
               <w:rPr>
                 <w:rFonts w:ascii="Calibri" w:cs="Calibri" w:eastAsia="Calibri" w:hAnsi="Calibri"/>
                 <w:color w:val="3D3D3D"/>
-                <w:sz w:val="19"/>
-                <w:szCs w:val="19"/>
-              </w:rPr>
-              <w:t xml:space="preserve">Python · Whisper · YOLOv8 · CLIP · HuggingFace · Computer Vision · Speech Recognition</w:t>
+                <w:sz w:val="18"/>
+                <w:szCs w:val="18"/>
+              </w:rPr>
+              <w:t xml:space="preserve">Node.js · Express · FastAPI · Auth Systems · JWT · OAuth2 · MySQL · C#</w:t>
             </w:r>
           </w:p>
         </w:tc>
@@ -1656,9 +1294,9 @@
               <w:right w:val="none" w:color="FFFFFF" w:sz="0"/>
             </w:tcBorders>
             <w:tcMar>
-              <w:top w:type="dxa" w:w="55"/>
+              <w:top w:type="dxa" w:w="30"/>
               <w:left w:type="dxa" w:w="0"/>
-              <w:bottom w:type="dxa" w:w="55"/>
+              <w:bottom w:type="dxa" w:w="30"/>
               <w:right w:type="dxa" w:w="180"/>
             </w:tcMar>
           </w:tcPr>
@@ -1669,10 +1307,10 @@
                 <w:b/>
                 <w:bCs/>
                 <w:color w:val="0F2D5E"/>
-                <w:sz w:val="19"/>
-                <w:szCs w:val="19"/>
-              </w:rPr>
-              <w:t xml:space="preserve">Languages:</w:t>
+                <w:sz w:val="18"/>
+                <w:szCs w:val="18"/>
+              </w:rPr>
+              <w:t xml:space="preserve">Data / BI:</w:t>
             </w:r>
           </w:p>
         </w:tc>
@@ -1686,9 +1324,9 @@
               <w:right w:val="none" w:color="FFFFFF" w:sz="0"/>
             </w:tcBorders>
             <w:tcMar>
-              <w:top w:type="dxa" w:w="55"/>
+              <w:top w:type="dxa" w:w="30"/>
               <w:left w:type="dxa" w:w="0"/>
-              <w:bottom w:type="dxa" w:w="55"/>
+              <w:bottom w:type="dxa" w:w="30"/>
               <w:right w:type="dxa" w:w="0"/>
             </w:tcMar>
           </w:tcPr>
@@ -1697,10 +1335,10 @@
               <w:rPr>
                 <w:rFonts w:ascii="Calibri" w:cs="Calibri" w:eastAsia="Calibri" w:hAnsi="Calibri"/>
                 <w:color w:val="3D3D3D"/>
-                <w:sz w:val="19"/>
-                <w:szCs w:val="19"/>
-              </w:rPr>
-              <w:t xml:space="preserve">Python · JavaScript · Java · C++ · C# · SQL</w:t>
+                <w:sz w:val="18"/>
+                <w:szCs w:val="18"/>
+              </w:rPr>
+              <w:t xml:space="preserve">SQL Server · ETL · Pandas · SQLAlchemy · Power BI · Power Query · Star Schema</w:t>
             </w:r>
           </w:p>
         </w:tc>
@@ -1716,9 +1354,9 @@
               <w:right w:val="none" w:color="FFFFFF" w:sz="0"/>
             </w:tcBorders>
             <w:tcMar>
-              <w:top w:type="dxa" w:w="55"/>
+              <w:top w:type="dxa" w:w="30"/>
               <w:left w:type="dxa" w:w="0"/>
-              <w:bottom w:type="dxa" w:w="55"/>
+              <w:bottom w:type="dxa" w:w="30"/>
               <w:right w:type="dxa" w:w="180"/>
             </w:tcMar>
           </w:tcPr>
@@ -1729,10 +1367,10 @@
                 <w:b/>
                 <w:bCs/>
                 <w:color w:val="0F2D5E"/>
-                <w:sz w:val="19"/>
-                <w:szCs w:val="19"/>
-              </w:rPr>
-              <w:t xml:space="preserve">Tools:</w:t>
+                <w:sz w:val="18"/>
+                <w:szCs w:val="18"/>
+              </w:rPr>
+              <w:t xml:space="preserve">Languages:</w:t>
             </w:r>
           </w:p>
         </w:tc>
@@ -1746,9 +1384,9 @@
               <w:right w:val="none" w:color="FFFFFF" w:sz="0"/>
             </w:tcBorders>
             <w:tcMar>
-              <w:top w:type="dxa" w:w="55"/>
+              <w:top w:type="dxa" w:w="30"/>
               <w:left w:type="dxa" w:w="0"/>
-              <w:bottom w:type="dxa" w:w="55"/>
+              <w:bottom w:type="dxa" w:w="30"/>
               <w:right w:type="dxa" w:w="0"/>
             </w:tcMar>
           </w:tcPr>
@@ -1757,10 +1395,10 @@
               <w:rPr>
                 <w:rFonts w:ascii="Calibri" w:cs="Calibri" w:eastAsia="Calibri" w:hAnsi="Calibri"/>
                 <w:color w:val="3D3D3D"/>
-                <w:sz w:val="19"/>
-                <w:szCs w:val="19"/>
-              </w:rPr>
-              <w:t xml:space="preserve">Git · GitHub · Linux · Docker · Postman · VS Code · Jupyter</w:t>
+                <w:sz w:val="18"/>
+                <w:szCs w:val="18"/>
+              </w:rPr>
+              <w:t xml:space="preserve">Python · JavaScript · Java · C++ · C# · SQL</w:t>
             </w:r>
           </w:p>
         </w:tc>
@@ -1776,9 +1414,9 @@
               <w:right w:val="none" w:color="FFFFFF" w:sz="0"/>
             </w:tcBorders>
             <w:tcMar>
-              <w:top w:type="dxa" w:w="55"/>
+              <w:top w:type="dxa" w:w="30"/>
               <w:left w:type="dxa" w:w="0"/>
-              <w:bottom w:type="dxa" w:w="55"/>
+              <w:bottom w:type="dxa" w:w="30"/>
               <w:right w:type="dxa" w:w="180"/>
             </w:tcMar>
           </w:tcPr>
@@ -1789,10 +1427,10 @@
                 <w:b/>
                 <w:bCs/>
                 <w:color w:val="0F2D5E"/>
-                <w:sz w:val="19"/>
-                <w:szCs w:val="19"/>
-              </w:rPr>
-              <w:t xml:space="preserve">Concepts:</w:t>
+                <w:sz w:val="18"/>
+                <w:szCs w:val="18"/>
+              </w:rPr>
+              <w:t xml:space="preserve">Tools:</w:t>
             </w:r>
           </w:p>
         </w:tc>
@@ -1806,9 +1444,9 @@
               <w:right w:val="none" w:color="FFFFFF" w:sz="0"/>
             </w:tcBorders>
             <w:tcMar>
-              <w:top w:type="dxa" w:w="55"/>
+              <w:top w:type="dxa" w:w="30"/>
               <w:left w:type="dxa" w:w="0"/>
-              <w:bottom w:type="dxa" w:w="55"/>
+              <w:bottom w:type="dxa" w:w="30"/>
               <w:right w:type="dxa" w:w="0"/>
             </w:tcMar>
           </w:tcPr>
@@ -1817,432 +1455,305 @@
               <w:rPr>
                 <w:rFonts w:ascii="Calibri" w:cs="Calibri" w:eastAsia="Calibri" w:hAnsi="Calibri"/>
                 <w:color w:val="3D3D3D"/>
-                <w:sz w:val="19"/>
-                <w:szCs w:val="19"/>
-              </w:rPr>
-              <w:t xml:space="preserve">System Design · Scalable Architecture · Concurrency · Database Optimisation · API Design · Version Control</w:t>
+                <w:sz w:val="18"/>
+                <w:szCs w:val="18"/>
+              </w:rPr>
+              <w:t xml:space="preserve">Git · Docker · HuggingFace · Linux · Postman · VS Code · Jupyter</w:t>
+            </w:r>
+          </w:p>
+        </w:tc>
+      </w:tr>
+      <w:tr>
+        <w:tc>
+          <w:tcPr>
+            <w:tcW w:type="dxa" w:w="10106"/>
+            <w:gridSpan w:val="2"/>
+            <w:tcBorders>
+              <w:top w:val="none" w:color="FFFFFF" w:sz="0"/>
+              <w:left w:val="none" w:color="FFFFFF" w:sz="0"/>
+              <w:bottom w:val="none" w:color="FFFFFF" w:sz="0"/>
+              <w:right w:val="none" w:color="FFFFFF" w:sz="0"/>
+            </w:tcBorders>
+            <w:tcMar>
+              <w:top w:type="dxa" w:w="0"/>
+              <w:left w:type="dxa" w:w="0"/>
+              <w:bottom w:type="dxa" w:w="0"/>
+              <w:right w:type="dxa" w:w="0"/>
+            </w:tcMar>
+          </w:tcPr>
+          <w:p>
+            <w:pPr>
+              <w:pBdr>
+                <w:bottom w:val="single" w:color="0F2D5E" w:sz="8" w:space="1"/>
+              </w:pBdr>
+              <w:spacing w:after="55" w:before="100"/>
+            </w:pPr>
+            <w:r>
+              <w:rPr>
+                <w:rFonts w:ascii="Calibri" w:cs="Calibri" w:eastAsia="Calibri" w:hAnsi="Calibri"/>
+                <w:b/>
+                <w:bCs/>
+                <w:color w:val="0F2D5E"/>
+                <w:spacing w:val="80"/>
+                <w:sz w:val="17"/>
+                <w:szCs w:val="17"/>
+              </w:rPr>
+              <w:t xml:space="preserve">EDUCATION  ·  LEADERSHIP  ·  LANGUAGES</w:t>
+            </w:r>
+          </w:p>
+        </w:tc>
+      </w:tr>
+      <w:tr>
+        <w:tc>
+          <w:tcPr>
+            <w:tcW w:type="dxa" w:w="10106"/>
+            <w:gridSpan w:val="2"/>
+            <w:tcBorders>
+              <w:top w:val="none" w:color="FFFFFF" w:sz="0"/>
+              <w:left w:val="none" w:color="FFFFFF" w:sz="0"/>
+              <w:bottom w:val="none" w:color="FFFFFF" w:sz="0"/>
+              <w:right w:val="none" w:color="FFFFFF" w:sz="0"/>
+            </w:tcBorders>
+            <w:tcMar>
+              <w:top w:type="dxa" w:w="18"/>
+              <w:left w:type="dxa" w:w="0"/>
+              <w:bottom w:type="dxa" w:w="6"/>
+              <w:right w:type="dxa" w:w="0"/>
+            </w:tcMar>
+          </w:tcPr>
+          <w:p>
+            <w:pPr>
+              <w:tabs>
+                <w:tab w:val="right" w:pos="10106"/>
+              </w:tabs>
+            </w:pPr>
+            <w:r>
+              <w:rPr>
+                <w:rFonts w:ascii="Calibri" w:cs="Calibri" w:eastAsia="Calibri" w:hAnsi="Calibri"/>
+                <w:b/>
+                <w:bCs/>
+                <w:color w:val="0F2D5E"/>
+                <w:sz w:val="20"/>
+                <w:szCs w:val="20"/>
+              </w:rPr>
+              <w:t xml:space="preserve">Bachelor’s Degree in Computer Science</w:t>
+            </w:r>
+            <w:r>
+              <w:rPr>
+                <w:rFonts w:ascii="Calibri" w:cs="Calibri" w:eastAsia="Calibri" w:hAnsi="Calibri"/>
+                <w:color w:val="3D3D3D"/>
+                <w:sz w:val="18"/>
+                <w:szCs w:val="18"/>
+              </w:rPr>
+              <w:t xml:space="preserve">   —   FSTSBZ, University of Kairouan</w:t>
+            </w:r>
+            <w:r>
+              <w:t xml:space="preserve">	</w:t>
+            </w:r>
+            <w:r>
+              <w:rPr>
+                <w:rFonts w:ascii="Calibri" w:cs="Calibri" w:eastAsia="Calibri" w:hAnsi="Calibri"/>
+                <w:i/>
+                <w:iCs/>
+                <w:color w:val="767676"/>
+                <w:sz w:val="17"/>
+                <w:szCs w:val="17"/>
+              </w:rPr>
+              <w:t xml:space="preserve">09/2024 – 06/2027</w:t>
+            </w:r>
+          </w:p>
+        </w:tc>
+      </w:tr>
+      <w:tr>
+        <w:tc>
+          <w:tcPr>
+            <w:tcW w:type="dxa" w:w="10106"/>
+            <w:gridSpan w:val="2"/>
+            <w:tcBorders>
+              <w:top w:val="none" w:color="FFFFFF" w:sz="0"/>
+              <w:left w:val="none" w:color="FFFFFF" w:sz="0"/>
+              <w:bottom w:val="none" w:color="FFFFFF" w:sz="0"/>
+              <w:right w:val="none" w:color="FFFFFF" w:sz="0"/>
+            </w:tcBorders>
+            <w:tcMar>
+              <w:top w:type="dxa" w:w="4"/>
+              <w:left w:type="dxa" w:w="0"/>
+              <w:bottom w:type="dxa" w:w="6"/>
+              <w:right w:type="dxa" w:w="0"/>
+            </w:tcMar>
+          </w:tcPr>
+          <w:p>
+            <w:r>
+              <w:rPr>
+                <w:rFonts w:ascii="Calibri" w:cs="Calibri" w:eastAsia="Calibri" w:hAnsi="Calibri"/>
+                <w:color w:val="3D3D3D"/>
+                <w:sz w:val="17"/>
+                <w:szCs w:val="17"/>
+              </w:rPr>
+              <w:t xml:space="preserve">Final Year (PFE)  ·  Algorithms · Data Structures · Databases · OOP · OS · Networks · AI</w:t>
+            </w:r>
+          </w:p>
+        </w:tc>
+      </w:tr>
+      <w:tr>
+        <w:tc>
+          <w:tcPr>
+            <w:tcW w:type="dxa" w:w="10106"/>
+            <w:gridSpan w:val="2"/>
+            <w:tcBorders>
+              <w:top w:val="none" w:color="FFFFFF" w:sz="0"/>
+              <w:left w:val="none" w:color="FFFFFF" w:sz="0"/>
+              <w:bottom w:val="none" w:color="FFFFFF" w:sz="0"/>
+              <w:right w:val="none" w:color="FFFFFF" w:sz="0"/>
+            </w:tcBorders>
+            <w:tcMar>
+              <w:top w:type="dxa" w:w="5"/>
+              <w:left w:type="dxa" w:w="0"/>
+              <w:bottom w:type="dxa" w:w="4"/>
+              <w:right w:type="dxa" w:w="0"/>
+            </w:tcMar>
+          </w:tcPr>
+          <w:p>
+            <w:r>
+              <w:rPr>
+                <w:rFonts w:ascii="Calibri" w:cs="Calibri" w:eastAsia="Calibri" w:hAnsi="Calibri"/>
+                <w:b/>
+                <w:bCs/>
+                <w:color w:val="0F2D5E"/>
+                <w:sz w:val="17"/>
+                <w:szCs w:val="17"/>
+              </w:rPr>
+              <w:t xml:space="preserve">•  Founder &amp; President, Club DevUp</w:t>
+            </w:r>
+            <w:r>
+              <w:rPr>
+                <w:rFonts w:ascii="Calibri" w:cs="Calibri" w:eastAsia="Calibri" w:hAnsi="Calibri"/>
+                <w:color w:val="3D3D3D"/>
+                <w:sz w:val="17"/>
+                <w:szCs w:val="17"/>
+              </w:rPr>
+              <w:t xml:space="preserve"> — AI/ML &amp; career workshops, 50+ students  (11/2025–05/2026)  ·  </w:t>
+            </w:r>
+            <w:r>
+              <w:rPr>
+                <w:rFonts w:ascii="Calibri" w:cs="Calibri" w:eastAsia="Calibri" w:hAnsi="Calibri"/>
+                <w:b/>
+                <w:bCs/>
+                <w:color w:val="0F2D5E"/>
+                <w:sz w:val="17"/>
+                <w:szCs w:val="17"/>
+              </w:rPr>
+              <w:t xml:space="preserve">•  Trainer &amp; Jr. Secretary General, JCI Sidi Bouzid</w:t>
+            </w:r>
+            <w:r>
+              <w:rPr>
+                <w:rFonts w:ascii="Calibri" w:cs="Calibri" w:eastAsia="Calibri" w:hAnsi="Calibri"/>
+                <w:color w:val="3D3D3D"/>
+                <w:sz w:val="17"/>
+                <w:szCs w:val="17"/>
+              </w:rPr>
+              <w:t xml:space="preserve"> (2023–Present)</w:t>
+            </w:r>
+          </w:p>
+        </w:tc>
+      </w:tr>
+      <w:tr>
+        <w:tc>
+          <w:tcPr>
+            <w:tcW w:type="dxa" w:w="10106"/>
+            <w:gridSpan w:val="2"/>
+            <w:tcBorders>
+              <w:top w:val="none" w:color="FFFFFF" w:sz="0"/>
+              <w:left w:val="none" w:color="FFFFFF" w:sz="0"/>
+              <w:bottom w:val="none" w:color="FFFFFF" w:sz="0"/>
+              <w:right w:val="none" w:color="FFFFFF" w:sz="0"/>
+            </w:tcBorders>
+            <w:tcMar>
+              <w:top w:type="dxa" w:w="4"/>
+              <w:left w:type="dxa" w:w="0"/>
+              <w:bottom w:type="dxa" w:w="4"/>
+              <w:right w:type="dxa" w:w="0"/>
+            </w:tcMar>
+          </w:tcPr>
+          <w:p>
+            <w:r>
+              <w:rPr>
+                <w:rFonts w:ascii="Calibri" w:cs="Calibri" w:eastAsia="Calibri" w:hAnsi="Calibri"/>
+                <w:b/>
+                <w:bCs/>
+                <w:color w:val="0F2D5E"/>
+                <w:sz w:val="17"/>
+                <w:szCs w:val="17"/>
+              </w:rPr>
+              <w:t xml:space="preserve">•  Ranked 3rd — ACM-style Competitive Programming Contest  ·  </w:t>
+            </w:r>
+            <w:r>
+              <w:rPr>
+                <w:rFonts w:ascii="Calibri" w:cs="Calibri" w:eastAsia="Calibri" w:hAnsi="Calibri"/>
+                <w:b/>
+                <w:bCs/>
+                <w:color w:val="0F2D5E"/>
+                <w:sz w:val="17"/>
+                <w:szCs w:val="17"/>
+              </w:rPr>
+              <w:t xml:space="preserve">Arabic</w:t>
+            </w:r>
+            <w:r>
+              <w:rPr>
+                <w:rFonts w:ascii="Calibri" w:cs="Calibri" w:eastAsia="Calibri" w:hAnsi="Calibri"/>
+                <w:color w:val="3D3D3D"/>
+                <w:sz w:val="17"/>
+                <w:szCs w:val="17"/>
+              </w:rPr>
+              <w:t xml:space="preserve"> Native  ·  </w:t>
+            </w:r>
+            <w:r>
+              <w:rPr>
+                <w:rFonts w:ascii="Calibri" w:cs="Calibri" w:eastAsia="Calibri" w:hAnsi="Calibri"/>
+                <w:b/>
+                <w:bCs/>
+                <w:color w:val="0F2D5E"/>
+                <w:sz w:val="17"/>
+                <w:szCs w:val="17"/>
+              </w:rPr>
+              <w:t xml:space="preserve">French</w:t>
+            </w:r>
+            <w:r>
+              <w:rPr>
+                <w:rFonts w:ascii="Calibri" w:cs="Calibri" w:eastAsia="Calibri" w:hAnsi="Calibri"/>
+                <w:color w:val="3D3D3D"/>
+                <w:sz w:val="17"/>
+                <w:szCs w:val="17"/>
+              </w:rPr>
+              <w:t xml:space="preserve"> Professional  ·  </w:t>
+            </w:r>
+            <w:r>
+              <w:rPr>
+                <w:rFonts w:ascii="Calibri" w:cs="Calibri" w:eastAsia="Calibri" w:hAnsi="Calibri"/>
+                <w:b/>
+                <w:bCs/>
+                <w:color w:val="0F2D5E"/>
+                <w:sz w:val="17"/>
+                <w:szCs w:val="17"/>
+              </w:rPr>
+              <w:t xml:space="preserve">English</w:t>
+            </w:r>
+            <w:r>
+              <w:rPr>
+                <w:rFonts w:ascii="Calibri" w:cs="Calibri" w:eastAsia="Calibri" w:hAnsi="Calibri"/>
+                <w:color w:val="3D3D3D"/>
+                <w:sz w:val="17"/>
+                <w:szCs w:val="17"/>
+              </w:rPr>
+              <w:t xml:space="preserve"> Professional</w:t>
             </w:r>
           </w:p>
         </w:tc>
       </w:tr>
     </w:tbl>
-    <w:p>
-      <w:pPr>
-        <w:shd w:fill="0F2D5E" w:val="clear"/>
-        <w:spacing w:after="110" w:before="260"/>
-      </w:pPr>
-      <w:r>
-        <w:rPr>
-          <w:rFonts w:ascii="Calibri" w:cs="Calibri" w:eastAsia="Calibri" w:hAnsi="Calibri"/>
-          <w:b/>
-          <w:bCs/>
-          <w:color w:val="FFFFFF"/>
-          <w:spacing w:val="100"/>
-          <w:sz w:val="19"/>
-          <w:szCs w:val="19"/>
-        </w:rPr>
-        <w:t xml:space="preserve">  EDUCATION</w:t>
-      </w:r>
-    </w:p>
-    <w:p>
-      <w:pPr>
-        <w:tabs>
-          <w:tab w:val="right" w:pos="10106"/>
-        </w:tabs>
-        <w:spacing w:after="40" w:before="150"/>
-      </w:pPr>
-      <w:r>
-        <w:rPr>
-          <w:rFonts w:ascii="Calibri" w:cs="Calibri" w:eastAsia="Calibri" w:hAnsi="Calibri"/>
-          <w:b/>
-          <w:bCs/>
-          <w:color w:val="0F2D5E"/>
-          <w:sz w:val="21"/>
-          <w:szCs w:val="21"/>
-        </w:rPr>
-        <w:t xml:space="preserve">Bachelor’s Degree in Computer Science</w:t>
-      </w:r>
-      <w:r>
-        <w:rPr>
-          <w:rFonts w:ascii="Calibri" w:cs="Calibri" w:eastAsia="Calibri" w:hAnsi="Calibri"/>
-          <w:color w:val="767676"/>
-          <w:sz w:val="19"/>
-          <w:szCs w:val="19"/>
-        </w:rPr>
-        <w:t xml:space="preserve">   —   </w:t>
-      </w:r>
-      <w:r>
-        <w:rPr>
-          <w:rFonts w:ascii="Calibri" w:cs="Calibri" w:eastAsia="Calibri" w:hAnsi="Calibri"/>
-          <w:color w:val="3D3D3D"/>
-          <w:sz w:val="19"/>
-          <w:szCs w:val="19"/>
-        </w:rPr>
-        <w:t xml:space="preserve">FSTSBZ — University of Kairouan, Tunisia</w:t>
-      </w:r>
-      <w:r>
-        <w:t xml:space="preserve">	</w:t>
-      </w:r>
-      <w:r>
-        <w:rPr>
-          <w:rFonts w:ascii="Calibri" w:cs="Calibri" w:eastAsia="Calibri" w:hAnsi="Calibri"/>
-          <w:i/>
-          <w:iCs/>
-          <w:color w:val="767676"/>
-          <w:sz w:val="17"/>
-          <w:szCs w:val="17"/>
-        </w:rPr>
-        <w:t xml:space="preserve">09/2024 – 06/2027</w:t>
-      </w:r>
-    </w:p>
-    <w:p>
-      <w:pPr>
-        <w:spacing w:after="40" w:before="40"/>
-        <w:ind w:left="200"/>
-      </w:pPr>
-      <w:r>
-        <w:rPr>
-          <w:rFonts w:ascii="Calibri" w:cs="Calibri" w:eastAsia="Calibri" w:hAnsi="Calibri"/>
-          <w:b/>
-          <w:bCs/>
-          <w:color w:val="0F2D5E"/>
-          <w:sz w:val="18"/>
-          <w:szCs w:val="18"/>
-        </w:rPr>
-        <w:t xml:space="preserve">Relevant Coursework: </w:t>
-      </w:r>
-      <w:r>
-        <w:rPr>
-          <w:rFonts w:ascii="Calibri" w:cs="Calibri" w:eastAsia="Calibri" w:hAnsi="Calibri"/>
-          <w:color w:val="3D3D3D"/>
-          <w:sz w:val="18"/>
-          <w:szCs w:val="18"/>
-        </w:rPr>
-        <w:t xml:space="preserve">Algorithms · Data Structures · Databases · OOP · Operating Systems · Networks · Software Engineering</w:t>
-      </w:r>
-    </w:p>
-    <w:p>
-      <w:pPr>
-        <w:shd w:fill="0F2D5E" w:val="clear"/>
-        <w:spacing w:after="110" w:before="260"/>
-      </w:pPr>
-      <w:r>
-        <w:rPr>
-          <w:rFonts w:ascii="Calibri" w:cs="Calibri" w:eastAsia="Calibri" w:hAnsi="Calibri"/>
-          <w:b/>
-          <w:bCs/>
-          <w:color w:val="FFFFFF"/>
-          <w:spacing w:val="100"/>
-          <w:sz w:val="19"/>
-          <w:szCs w:val="19"/>
-        </w:rPr>
-        <w:t xml:space="preserve">  LEADERSHIP &amp; ACTIVITIES</w:t>
-      </w:r>
-    </w:p>
-    <w:p>
-      <w:pPr>
-        <w:tabs>
-          <w:tab w:val="right" w:pos="10106"/>
-        </w:tabs>
-        <w:spacing w:after="40" w:before="150"/>
-      </w:pPr>
-      <w:r>
-        <w:rPr>
-          <w:rFonts w:ascii="Calibri" w:cs="Calibri" w:eastAsia="Calibri" w:hAnsi="Calibri"/>
-          <w:b/>
-          <w:bCs/>
-          <w:color w:val="0F2D5E"/>
-          <w:sz w:val="21"/>
-          <w:szCs w:val="21"/>
-        </w:rPr>
-        <w:t xml:space="preserve">Founder &amp; President</w:t>
-      </w:r>
-      <w:r>
-        <w:rPr>
-          <w:rFonts w:ascii="Calibri" w:cs="Calibri" w:eastAsia="Calibri" w:hAnsi="Calibri"/>
-          <w:color w:val="767676"/>
-          <w:sz w:val="19"/>
-          <w:szCs w:val="19"/>
-        </w:rPr>
-        <w:t xml:space="preserve">   —   </w:t>
-      </w:r>
-      <w:r>
-        <w:rPr>
-          <w:rFonts w:ascii="Calibri" w:cs="Calibri" w:eastAsia="Calibri" w:hAnsi="Calibri"/>
-          <w:color w:val="3D3D3D"/>
-          <w:sz w:val="19"/>
-          <w:szCs w:val="19"/>
-        </w:rPr>
-        <w:t xml:space="preserve">Club DevUp · FSTSBZ University</w:t>
-      </w:r>
-      <w:r>
-        <w:t xml:space="preserve">	</w:t>
-      </w:r>
-      <w:r>
-        <w:rPr>
-          <w:rFonts w:ascii="Calibri" w:cs="Calibri" w:eastAsia="Calibri" w:hAnsi="Calibri"/>
-          <w:i/>
-          <w:iCs/>
-          <w:color w:val="767676"/>
-          <w:sz w:val="17"/>
-          <w:szCs w:val="17"/>
-        </w:rPr>
-        <w:t xml:space="preserve">09/2025 – Present</w:t>
-      </w:r>
-    </w:p>
-    <w:p>
-      <w:pPr>
-        <w:spacing w:after="32" w:before="32"/>
-        <w:ind w:left="320" w:hanging="320"/>
-      </w:pPr>
-      <w:r>
-        <w:rPr>
-          <w:rFonts w:ascii="Calibri" w:cs="Calibri" w:eastAsia="Calibri" w:hAnsi="Calibri"/>
-          <w:color w:val="0F2D5E"/>
-          <w:sz w:val="19"/>
-          <w:szCs w:val="19"/>
-        </w:rPr>
-        <w:t xml:space="preserve">•  </w:t>
-      </w:r>
-      <w:r>
-        <w:rPr>
-          <w:rFonts w:ascii="Calibri" w:cs="Calibri" w:eastAsia="Calibri" w:hAnsi="Calibri"/>
-          <w:color w:val="3D3D3D"/>
-          <w:sz w:val="19"/>
-          <w:szCs w:val="19"/>
-        </w:rPr>
-        <w:t xml:space="preserve">Founded and lead a university tech club — organised workshops on AI/ML and LinkedIn career development</w:t>
-      </w:r>
-    </w:p>
-    <w:p>
-      <w:pPr>
-        <w:spacing w:after="32" w:before="32"/>
-        <w:ind w:left="320" w:hanging="320"/>
-      </w:pPr>
-      <w:r>
-        <w:rPr>
-          <w:rFonts w:ascii="Calibri" w:cs="Calibri" w:eastAsia="Calibri" w:hAnsi="Calibri"/>
-          <w:color w:val="0F2D5E"/>
-          <w:sz w:val="19"/>
-          <w:szCs w:val="19"/>
-        </w:rPr>
-        <w:t xml:space="preserve">•  </w:t>
-      </w:r>
-      <w:r>
-        <w:rPr>
-          <w:rFonts w:ascii="Calibri" w:cs="Calibri" w:eastAsia="Calibri" w:hAnsi="Calibri"/>
-          <w:color w:val="3D3D3D"/>
-          <w:sz w:val="19"/>
-          <w:szCs w:val="19"/>
-        </w:rPr>
-        <w:t xml:space="preserve">Built a developer community promoting collaborative engineering culture and industry readiness among students</w:t>
-      </w:r>
-    </w:p>
-    <w:p>
-      <w:pPr>
-        <w:spacing w:after="60" w:before="0"/>
-      </w:pPr>
-    </w:p>
-    <w:p>
-      <w:pPr>
-        <w:tabs>
-          <w:tab w:val="right" w:pos="10106"/>
-        </w:tabs>
-        <w:spacing w:after="40" w:before="150"/>
-      </w:pPr>
-      <w:r>
-        <w:rPr>
-          <w:rFonts w:ascii="Calibri" w:cs="Calibri" w:eastAsia="Calibri" w:hAnsi="Calibri"/>
-          <w:b/>
-          <w:bCs/>
-          <w:color w:val="0F2D5E"/>
-          <w:sz w:val="21"/>
-          <w:szCs w:val="21"/>
-        </w:rPr>
-        <w:t xml:space="preserve">Trainer &amp; Former Junior Secretary General</w:t>
-      </w:r>
-      <w:r>
-        <w:rPr>
-          <w:rFonts w:ascii="Calibri" w:cs="Calibri" w:eastAsia="Calibri" w:hAnsi="Calibri"/>
-          <w:color w:val="767676"/>
-          <w:sz w:val="19"/>
-          <w:szCs w:val="19"/>
-        </w:rPr>
-        <w:t xml:space="preserve">   —   </w:t>
-      </w:r>
-      <w:r>
-        <w:rPr>
-          <w:rFonts w:ascii="Calibri" w:cs="Calibri" w:eastAsia="Calibri" w:hAnsi="Calibri"/>
-          <w:color w:val="3D3D3D"/>
-          <w:sz w:val="19"/>
-          <w:szCs w:val="19"/>
-        </w:rPr>
-        <w:t xml:space="preserve">JCI Sidi Bouzid — Junior Chamber International</w:t>
-      </w:r>
-      <w:r>
-        <w:t xml:space="preserve">	</w:t>
-      </w:r>
-      <w:r>
-        <w:rPr>
-          <w:rFonts w:ascii="Calibri" w:cs="Calibri" w:eastAsia="Calibri" w:hAnsi="Calibri"/>
-          <w:i/>
-          <w:iCs/>
-          <w:color w:val="767676"/>
-          <w:sz w:val="17"/>
-          <w:szCs w:val="17"/>
-        </w:rPr>
-        <w:t xml:space="preserve">01/2023 – Present</w:t>
-      </w:r>
-    </w:p>
-    <w:p>
-      <w:pPr>
-        <w:spacing w:after="32" w:before="32"/>
-        <w:ind w:left="320" w:hanging="320"/>
-      </w:pPr>
-      <w:r>
-        <w:rPr>
-          <w:rFonts w:ascii="Calibri" w:cs="Calibri" w:eastAsia="Calibri" w:hAnsi="Calibri"/>
-          <w:color w:val="0F2D5E"/>
-          <w:sz w:val="19"/>
-          <w:szCs w:val="19"/>
-        </w:rPr>
-        <w:t xml:space="preserve">•  </w:t>
-      </w:r>
-      <w:r>
-        <w:rPr>
-          <w:rFonts w:ascii="Calibri" w:cs="Calibri" w:eastAsia="Calibri" w:hAnsi="Calibri"/>
-          <w:color w:val="3D3D3D"/>
-          <w:sz w:val="19"/>
-          <w:szCs w:val="19"/>
-        </w:rPr>
-        <w:t xml:space="preserve">Delivered training sessions on leadership, communication, and personal development to club members</w:t>
-      </w:r>
-    </w:p>
-    <w:p>
-      <w:pPr>
-        <w:spacing w:after="32" w:before="32"/>
-        <w:ind w:left="320" w:hanging="320"/>
-      </w:pPr>
-      <w:r>
-        <w:rPr>
-          <w:rFonts w:ascii="Calibri" w:cs="Calibri" w:eastAsia="Calibri" w:hAnsi="Calibri"/>
-          <w:color w:val="0F2D5E"/>
-          <w:sz w:val="19"/>
-          <w:szCs w:val="19"/>
-        </w:rPr>
-        <w:t xml:space="preserve">•  </w:t>
-      </w:r>
-      <w:r>
-        <w:rPr>
-          <w:rFonts w:ascii="Calibri" w:cs="Calibri" w:eastAsia="Calibri" w:hAnsi="Calibri"/>
-          <w:color w:val="3D3D3D"/>
-          <w:sz w:val="19"/>
-          <w:szCs w:val="19"/>
-        </w:rPr>
-        <w:t xml:space="preserve">Progressed from Junior Secretary General to active Trainer — recognised for facilitation skills</w:t>
-      </w:r>
-    </w:p>
-    <w:p>
-      <w:pPr>
-        <w:shd w:fill="0F2D5E" w:val="clear"/>
-        <w:spacing w:after="110" w:before="260"/>
-      </w:pPr>
-      <w:r>
-        <w:rPr>
-          <w:rFonts w:ascii="Calibri" w:cs="Calibri" w:eastAsia="Calibri" w:hAnsi="Calibri"/>
-          <w:b/>
-          <w:bCs/>
-          <w:color w:val="FFFFFF"/>
-          <w:spacing w:val="100"/>
-          <w:sz w:val="19"/>
-          <w:szCs w:val="19"/>
-        </w:rPr>
-        <w:t xml:space="preserve">  LANGUAGES</w:t>
-      </w:r>
-    </w:p>
-    <w:p>
-      <w:pPr>
-        <w:spacing w:after="40" w:before="0"/>
-      </w:pPr>
-    </w:p>
-    <w:p>
-      <w:pPr>
-        <w:tabs>
-          <w:tab w:val="left" w:pos="2400"/>
-          <w:tab w:val="left" w:pos="5000"/>
-        </w:tabs>
-        <w:spacing w:after="60" w:before="0"/>
-      </w:pPr>
-      <w:r>
-        <w:rPr>
-          <w:rFonts w:ascii="Calibri" w:cs="Calibri" w:eastAsia="Calibri" w:hAnsi="Calibri"/>
-          <w:b/>
-          <w:bCs/>
-          <w:color w:val="0F2D5E"/>
-          <w:sz w:val="19"/>
-          <w:szCs w:val="19"/>
-        </w:rPr>
-        <w:t xml:space="preserve">Arabic</w:t>
-      </w:r>
-      <w:r>
-        <w:rPr>
-          <w:rFonts w:ascii="Calibri" w:cs="Calibri" w:eastAsia="Calibri" w:hAnsi="Calibri"/>
-          <w:color w:val="3D3D3D"/>
-          <w:sz w:val="19"/>
-          <w:szCs w:val="19"/>
-        </w:rPr>
-        <w:t xml:space="preserve">  Native</w:t>
-      </w:r>
-      <w:r>
-        <w:t xml:space="preserve">	</w:t>
-      </w:r>
-      <w:r>
-        <w:rPr>
-          <w:rFonts w:ascii="Calibri" w:cs="Calibri" w:eastAsia="Calibri" w:hAnsi="Calibri"/>
-          <w:b/>
-          <w:bCs/>
-          <w:color w:val="0F2D5E"/>
-          <w:sz w:val="19"/>
-          <w:szCs w:val="19"/>
-        </w:rPr>
-        <w:t xml:space="preserve">French</w:t>
-      </w:r>
-      <w:r>
-        <w:rPr>
-          <w:rFonts w:ascii="Calibri" w:cs="Calibri" w:eastAsia="Calibri" w:hAnsi="Calibri"/>
-          <w:color w:val="3D3D3D"/>
-          <w:sz w:val="19"/>
-          <w:szCs w:val="19"/>
-        </w:rPr>
-        <w:t xml:space="preserve">  Professional</w:t>
-      </w:r>
-      <w:r>
-        <w:t xml:space="preserve">	</w:t>
-      </w:r>
-      <w:r>
-        <w:rPr>
-          <w:rFonts w:ascii="Calibri" w:cs="Calibri" w:eastAsia="Calibri" w:hAnsi="Calibri"/>
-          <w:b/>
-          <w:bCs/>
-          <w:color w:val="0F2D5E"/>
-          <w:sz w:val="19"/>
-          <w:szCs w:val="19"/>
-        </w:rPr>
-        <w:t xml:space="preserve">English</w:t>
-      </w:r>
-      <w:r>
-        <w:rPr>
-          <w:rFonts w:ascii="Calibri" w:cs="Calibri" w:eastAsia="Calibri" w:hAnsi="Calibri"/>
-          <w:color w:val="3D3D3D"/>
-          <w:sz w:val="19"/>
-          <w:szCs w:val="19"/>
-        </w:rPr>
-        <w:t xml:space="preserve">  Professional</w:t>
-      </w:r>
-    </w:p>
     <w:sectPr>
       <w:pgSz w:w="11906" w:h="16838" w:orient="portrait"/>
-      <w:pgMar w:top="780" w:right="900" w:bottom="780" w:left="900" w:header="708" w:footer="708" w:gutter="0"/>
+      <w:pgMar w:top="540" w:right="760" w:bottom="540" w:left="760" w:header="708" w:footer="708" w:gutter="0"/>
       <w:pgNumType/>
       <w:docGrid w:linePitch="360"/>
     </w:sectPr>

--- a/ahmed_bargougui_cv.docx
+++ b/ahmed_bargougui_cv.docx
@@ -14,8 +14,8 @@
           <w:bCs/>
           <w:color w:val="0F2D5E"/>
           <w:spacing w:val="60"/>
-          <w:sz w:val="62"/>
-          <w:szCs w:val="62"/>
+          <w:sz w:val="58"/>
+          <w:szCs w:val="58"/>
         </w:rPr>
         <w:t xml:space="preserve">AHMED BARGOUGUI</w:t>
       </w:r>
@@ -325,7 +325,7 @@
           <w:sz w:val="19"/>
           <w:szCs w:val="19"/>
         </w:rPr>
-        <w:t xml:space="preserve">Analysed and structured telecom product data through product discovery, inventory creation, </w:t>
+        <w:t xml:space="preserve">Built </w:t>
       </w:r>
       <w:r>
         <w:rPr>
@@ -336,16 +336,16 @@
           <w:sz w:val="19"/>
           <w:szCs w:val="19"/>
         </w:rPr>
-        <w:t xml:space="preserve">OCR-based extraction</w:t>
-      </w:r>
-      <w:r>
-        <w:rPr>
-          <w:rFonts w:ascii="Calibri" w:cs="Calibri" w:eastAsia="Calibri" w:hAnsi="Calibri"/>
-          <w:color w:val="3D3D3D"/>
-          <w:sz w:val="19"/>
-          <w:szCs w:val="19"/>
-        </w:rPr>
-        <w:t xml:space="preserve">, and technical data processing</w:t>
+        <w:t xml:space="preserve">ICP/MTP validation</w:t>
+      </w:r>
+      <w:r>
+        <w:rPr>
+          <w:rFonts w:ascii="Calibri" w:cs="Calibri" w:eastAsia="Calibri" w:hAnsi="Calibri"/>
+          <w:color w:val="3D3D3D"/>
+          <w:sz w:val="19"/>
+          <w:szCs w:val="19"/>
+        </w:rPr>
+        <w:t xml:space="preserve"> system (OCR extraction, PASS/FAIL compliance reports) + CrewAI Generative AI layer for automated interpretation</w:t>
       </w:r>
     </w:p>
     <w:p>
@@ -369,7 +369,7 @@
           <w:sz w:val="19"/>
           <w:szCs w:val="19"/>
         </w:rPr>
-        <w:t xml:space="preserve">Contributed to an </w:t>
+        <w:t xml:space="preserve">Designed end-to-end </w:t>
       </w:r>
       <w:r>
         <w:rPr>
@@ -380,94 +380,6 @@
           <w:sz w:val="19"/>
           <w:szCs w:val="19"/>
         </w:rPr>
-        <w:t xml:space="preserve">ICP/MTP validation</w:t>
-      </w:r>
-      <w:r>
-        <w:rPr>
-          <w:rFonts w:ascii="Calibri" w:cs="Calibri" w:eastAsia="Calibri" w:hAnsi="Calibri"/>
-          <w:color w:val="3D3D3D"/>
-          <w:sz w:val="19"/>
-          <w:szCs w:val="19"/>
-        </w:rPr>
-        <w:t xml:space="preserve"> application comparing technical specifications against test data — generating structured PASS/FAIL compliance reports with conformities, missing/extra items, and limit mismatches</w:t>
-      </w:r>
-    </w:p>
-    <w:p>
-      <w:pPr>
-        <w:spacing w:after="16" w:before="16"/>
-        <w:ind w:left="320" w:hanging="320"/>
-      </w:pPr>
-      <w:r>
-        <w:rPr>
-          <w:rFonts w:ascii="Calibri" w:cs="Calibri" w:eastAsia="Calibri" w:hAnsi="Calibri"/>
-          <w:color w:val="0F2D5E"/>
-          <w:sz w:val="19"/>
-          <w:szCs w:val="19"/>
-        </w:rPr>
-        <w:t xml:space="preserve">•  </w:t>
-      </w:r>
-      <w:r>
-        <w:rPr>
-          <w:rFonts w:ascii="Calibri" w:cs="Calibri" w:eastAsia="Calibri" w:hAnsi="Calibri"/>
-          <w:color w:val="3D3D3D"/>
-          <w:sz w:val="19"/>
-          <w:szCs w:val="19"/>
-        </w:rPr>
-        <w:t xml:space="preserve">Integrated </w:t>
-      </w:r>
-      <w:r>
-        <w:rPr>
-          <w:rFonts w:ascii="Calibri" w:cs="Calibri" w:eastAsia="Calibri" w:hAnsi="Calibri"/>
-          <w:b/>
-          <w:bCs/>
-          <w:color w:val="0A0A0A"/>
-          <w:sz w:val="19"/>
-          <w:szCs w:val="19"/>
-        </w:rPr>
-        <w:t xml:space="preserve">CrewAI</w:t>
-      </w:r>
-      <w:r>
-        <w:rPr>
-          <w:rFonts w:ascii="Calibri" w:cs="Calibri" w:eastAsia="Calibri" w:hAnsi="Calibri"/>
-          <w:color w:val="3D3D3D"/>
-          <w:sz w:val="19"/>
-          <w:szCs w:val="19"/>
-        </w:rPr>
-        <w:t xml:space="preserve"> as a Generative AI analysis layer to interpret validation results and generate automated conclusions — designed fail-safe to not block validation on AI errors</w:t>
-      </w:r>
-    </w:p>
-    <w:p>
-      <w:pPr>
-        <w:spacing w:after="16" w:before="16"/>
-        <w:ind w:left="320" w:hanging="320"/>
-      </w:pPr>
-      <w:r>
-        <w:rPr>
-          <w:rFonts w:ascii="Calibri" w:cs="Calibri" w:eastAsia="Calibri" w:hAnsi="Calibri"/>
-          <w:color w:val="0F2D5E"/>
-          <w:sz w:val="19"/>
-          <w:szCs w:val="19"/>
-        </w:rPr>
-        <w:t xml:space="preserve">•  </w:t>
-      </w:r>
-      <w:r>
-        <w:rPr>
-          <w:rFonts w:ascii="Calibri" w:cs="Calibri" w:eastAsia="Calibri" w:hAnsi="Calibri"/>
-          <w:color w:val="3D3D3D"/>
-          <w:sz w:val="19"/>
-          <w:szCs w:val="19"/>
-        </w:rPr>
-        <w:t xml:space="preserve">Built an automated </w:t>
-      </w:r>
-      <w:r>
-        <w:rPr>
-          <w:rFonts w:ascii="Calibri" w:cs="Calibri" w:eastAsia="Calibri" w:hAnsi="Calibri"/>
-          <w:b/>
-          <w:bCs/>
-          <w:color w:val="0A0A0A"/>
-          <w:sz w:val="19"/>
-          <w:szCs w:val="19"/>
-        </w:rPr>
         <w:t xml:space="preserve">n8n + Gmail</w:t>
       </w:r>
       <w:r>
@@ -477,36 +389,12 @@
           <w:sz w:val="19"/>
           <w:szCs w:val="19"/>
         </w:rPr>
-        <w:t xml:space="preserve"> reporting pipeline connecting application outputs to production webhooks and delivering final validation reports by email</w:t>
-      </w:r>
-    </w:p>
-    <w:p>
-      <w:pPr>
-        <w:spacing w:after="16" w:before="16"/>
-        <w:ind w:left="320" w:hanging="320"/>
-      </w:pPr>
-      <w:r>
-        <w:rPr>
-          <w:rFonts w:ascii="Calibri" w:cs="Calibri" w:eastAsia="Calibri" w:hAnsi="Calibri"/>
-          <w:color w:val="0F2D5E"/>
-          <w:sz w:val="19"/>
-          <w:szCs w:val="19"/>
-        </w:rPr>
-        <w:t xml:space="preserve">•  </w:t>
-      </w:r>
-      <w:r>
-        <w:rPr>
-          <w:rFonts w:ascii="Calibri" w:cs="Calibri" w:eastAsia="Calibri" w:hAnsi="Calibri"/>
-          <w:color w:val="3D3D3D"/>
-          <w:sz w:val="19"/>
-          <w:szCs w:val="19"/>
-        </w:rPr>
-        <w:t xml:space="preserve">Designed an end-to-end workflow: data processing → OCR → validation → Generative AI → n8n automation → automated email reporting</w:t>
-      </w:r>
-    </w:p>
-    <w:p>
-      <w:pPr>
-        <w:spacing w:after="50" w:before="0"/>
+        <w:t xml:space="preserve"> automation: validation → Generative AI → production webhook → automated email reporting</w:t>
+      </w:r>
+    </w:p>
+    <w:p>
+      <w:pPr>
+        <w:spacing w:after="32" w:before="0"/>
       </w:pPr>
     </w:p>
     <w:p>
@@ -581,7 +469,7 @@
           <w:sz w:val="19"/>
           <w:szCs w:val="19"/>
         </w:rPr>
-        <w:t xml:space="preserve">Designed </w:t>
+        <w:t xml:space="preserve">Star Schema DWH + ETL pipelines (Pandas/SQLAlchemy) + </w:t>
       </w:r>
       <w:r>
         <w:rPr>
@@ -592,50 +480,6 @@
           <w:sz w:val="19"/>
           <w:szCs w:val="19"/>
         </w:rPr>
-        <w:t xml:space="preserve">Star Schema</w:t>
-      </w:r>
-      <w:r>
-        <w:rPr>
-          <w:rFonts w:ascii="Calibri" w:cs="Calibri" w:eastAsia="Calibri" w:hAnsi="Calibri"/>
-          <w:color w:val="3D3D3D"/>
-          <w:sz w:val="19"/>
-          <w:szCs w:val="19"/>
-        </w:rPr>
-        <w:t xml:space="preserve"> data warehouse + ETL pipelines (Pandas, SQLAlchemy) automating data ingestion from multiple sources</w:t>
-      </w:r>
-    </w:p>
-    <w:p>
-      <w:pPr>
-        <w:spacing w:after="16" w:before="16"/>
-        <w:ind w:left="320" w:hanging="320"/>
-      </w:pPr>
-      <w:r>
-        <w:rPr>
-          <w:rFonts w:ascii="Calibri" w:cs="Calibri" w:eastAsia="Calibri" w:hAnsi="Calibri"/>
-          <w:color w:val="0F2D5E"/>
-          <w:sz w:val="19"/>
-          <w:szCs w:val="19"/>
-        </w:rPr>
-        <w:t xml:space="preserve">•  </w:t>
-      </w:r>
-      <w:r>
-        <w:rPr>
-          <w:rFonts w:ascii="Calibri" w:cs="Calibri" w:eastAsia="Calibri" w:hAnsi="Calibri"/>
-          <w:color w:val="3D3D3D"/>
-          <w:sz w:val="19"/>
-          <w:szCs w:val="19"/>
-        </w:rPr>
-        <w:t xml:space="preserve">Delivered </w:t>
-      </w:r>
-      <w:r>
-        <w:rPr>
-          <w:rFonts w:ascii="Calibri" w:cs="Calibri" w:eastAsia="Calibri" w:hAnsi="Calibri"/>
-          <w:b/>
-          <w:bCs/>
-          <w:color w:val="0A0A0A"/>
-          <w:sz w:val="19"/>
-          <w:szCs w:val="19"/>
-        </w:rPr>
         <w:t xml:space="preserve">Power BI</w:t>
       </w:r>
       <w:r>
@@ -645,7 +489,7 @@
           <w:sz w:val="19"/>
           <w:szCs w:val="19"/>
         </w:rPr>
-        <w:t xml:space="preserve"> dashboards for real-time KPI tracking and standardised 10,000+ records via Power Query</w:t>
+        <w:t xml:space="preserve"> dashboards for real-time KPI tracking; standardised 10,000+ records via Power Query</w:t>
       </w:r>
     </w:p>
     <w:p>
@@ -682,7 +526,7 @@
           <w:sz w:val="21"/>
           <w:szCs w:val="21"/>
         </w:rPr>
-        <w:t xml:space="preserve">ScanVD — AI Video Search Engine</w:t>
+        <w:t xml:space="preserve">AI Risk Analyst — Enterprise Risk Platform</w:t>
       </w:r>
       <w:r>
         <w:rPr>
@@ -700,7 +544,7 @@
           <w:sz w:val="19"/>
           <w:szCs w:val="19"/>
         </w:rPr>
-        <w:t xml:space="preserve">huggingface.co/spaces/AhmedBrg/ScanVD_demo</w:t>
+        <w:t xml:space="preserve">github.com/Ahmedbrg/ai-risk-analyst</w:t>
       </w:r>
       <w:r>
         <w:t xml:space="preserve">	</w:t>
@@ -738,7 +582,7 @@
           <w:sz w:val="19"/>
           <w:szCs w:val="19"/>
         </w:rPr>
-        <w:t xml:space="preserve">Multi-model AI pipeline (</w:t>
+        <w:t xml:space="preserve">FastAPI + React platform with </w:t>
       </w:r>
       <w:r>
         <w:rPr>
@@ -749,16 +593,16 @@
           <w:sz w:val="19"/>
           <w:szCs w:val="19"/>
         </w:rPr>
-        <w:t xml:space="preserve">Whisper + YOLOv8 + CLIP</w:t>
-      </w:r>
-      <w:r>
-        <w:rPr>
-          <w:rFonts w:ascii="Calibri" w:cs="Calibri" w:eastAsia="Calibri" w:hAnsi="Calibri"/>
-          <w:color w:val="3D3D3D"/>
-          <w:sz w:val="19"/>
-          <w:szCs w:val="19"/>
-        </w:rPr>
-        <w:t xml:space="preserve">) extracting precise timestamps from natural language queries — deployed on HuggingFace with Docker</w:t>
+        <w:t xml:space="preserve">CrewAI 5-agent</w:t>
+      </w:r>
+      <w:r>
+        <w:rPr>
+          <w:rFonts w:ascii="Calibri" w:cs="Calibri" w:eastAsia="Calibri" w:hAnsi="Calibri"/>
+          <w:color w:val="3D3D3D"/>
+          <w:sz w:val="19"/>
+          <w:szCs w:val="19"/>
+        </w:rPr>
+        <w:t xml:space="preserve"> system, Qdrant RAG, deterministic ISO 31000-aligned scoring, n8n automation, and QC-gated PDF export</w:t>
       </w:r>
     </w:p>
     <w:p>
@@ -786,12 +630,12 @@
           <w:sz w:val="17"/>
           <w:szCs w:val="17"/>
         </w:rPr>
-        <w:t xml:space="preserve">Python · Whisper · YOLOv8 · CLIP · HuggingFace · Docker</w:t>
-      </w:r>
-    </w:p>
-    <w:p>
-      <w:pPr>
-        <w:spacing w:after="40" w:before="0"/>
+        <w:t xml:space="preserve">Python · FastAPI · CrewAI · Qdrant · RAG · React · n8n · Docker</w:t>
+      </w:r>
+    </w:p>
+    <w:p>
+      <w:pPr>
+        <w:spacing w:after="28" w:before="0"/>
       </w:pPr>
     </w:p>
     <w:p>
@@ -810,7 +654,7 @@
           <w:sz w:val="21"/>
           <w:szCs w:val="21"/>
         </w:rPr>
-        <w:t xml:space="preserve">Secure Auth System — Gaming Community</w:t>
+        <w:t xml:space="preserve">ScanVD — AI Video Search Engine</w:t>
       </w:r>
       <w:r>
         <w:rPr>
@@ -828,7 +672,7 @@
           <w:sz w:val="19"/>
           <w:szCs w:val="19"/>
         </w:rPr>
-        <w:t xml:space="preserve">Freelance · Private</w:t>
+        <w:t xml:space="preserve">github.com/Ahmedbrg/ScanVD  ·  huggingface.co/spaces/AhmedBrg/ScanVD_demo</w:t>
       </w:r>
       <w:r>
         <w:t xml:space="preserve">	</w:t>
@@ -866,7 +710,7 @@
           <w:sz w:val="19"/>
           <w:szCs w:val="19"/>
         </w:rPr>
-        <w:t xml:space="preserve">Architected and deployed a </w:t>
+        <w:t xml:space="preserve">Multi-model AI pipeline (</w:t>
       </w:r>
       <w:r>
         <w:rPr>
@@ -877,40 +721,16 @@
           <w:sz w:val="19"/>
           <w:szCs w:val="19"/>
         </w:rPr>
-        <w:t xml:space="preserve">secure REST API</w:t>
-      </w:r>
-      <w:r>
-        <w:rPr>
-          <w:rFonts w:ascii="Calibri" w:cs="Calibri" w:eastAsia="Calibri" w:hAnsi="Calibri"/>
-          <w:color w:val="3D3D3D"/>
-          <w:sz w:val="19"/>
-          <w:szCs w:val="19"/>
-        </w:rPr>
-        <w:t xml:space="preserve"> (Node.js, Express, MySQL) for a 32,000-member gaming community — sole engineer, full lifecycle ownership</w:t>
-      </w:r>
-    </w:p>
-    <w:p>
-      <w:pPr>
-        <w:spacing w:after="16" w:before="16"/>
-        <w:ind w:left="320" w:hanging="320"/>
-      </w:pPr>
-      <w:r>
-        <w:rPr>
-          <w:rFonts w:ascii="Calibri" w:cs="Calibri" w:eastAsia="Calibri" w:hAnsi="Calibri"/>
-          <w:color w:val="0F2D5E"/>
-          <w:sz w:val="19"/>
-          <w:szCs w:val="19"/>
-        </w:rPr>
-        <w:t xml:space="preserve">•  </w:t>
-      </w:r>
-      <w:r>
-        <w:rPr>
-          <w:rFonts w:ascii="Calibri" w:cs="Calibri" w:eastAsia="Calibri" w:hAnsi="Calibri"/>
-          <w:color w:val="3D3D3D"/>
-          <w:sz w:val="19"/>
-          <w:szCs w:val="19"/>
-        </w:rPr>
-        <w:t xml:space="preserve">Built a C# desktop launcher with HWID binding, Discord OAuth2, JWT session management, rate limiting, and API validation</w:t>
+        <w:t xml:space="preserve">Whisper + YOLOv8 + CLIP</w:t>
+      </w:r>
+      <w:r>
+        <w:rPr>
+          <w:rFonts w:ascii="Calibri" w:cs="Calibri" w:eastAsia="Calibri" w:hAnsi="Calibri"/>
+          <w:color w:val="3D3D3D"/>
+          <w:sz w:val="19"/>
+          <w:szCs w:val="19"/>
+        </w:rPr>
+        <w:t xml:space="preserve">) extracting precise timestamps from natural language queries — deployed on HuggingFace</w:t>
       </w:r>
     </w:p>
     <w:p>
@@ -938,12 +758,12 @@
           <w:sz w:val="17"/>
           <w:szCs w:val="17"/>
         </w:rPr>
-        <w:t xml:space="preserve">Node.js · Express · MySQL · C# · JWT · OAuth2 · Git</w:t>
-      </w:r>
-    </w:p>
-    <w:p>
-      <w:pPr>
-        <w:spacing w:after="40" w:before="0"/>
+        <w:t xml:space="preserve">Python · Whisper · YOLOv8 · CLIP · HuggingFace · Docker</w:t>
+      </w:r>
+    </w:p>
+    <w:p>
+      <w:pPr>
+        <w:spacing w:after="28" w:before="0"/>
       </w:pPr>
     </w:p>
     <w:p>
@@ -962,7 +782,7 @@
           <w:sz w:val="21"/>
           <w:szCs w:val="21"/>
         </w:rPr>
-        <w:t xml:space="preserve">AgriLink — Smart Farming Platform</w:t>
+        <w:t xml:space="preserve">Forsa — Tunisian Mobile Super-App</w:t>
       </w:r>
       <w:r>
         <w:rPr>
@@ -980,7 +800,7 @@
           <w:sz w:val="19"/>
           <w:szCs w:val="19"/>
         </w:rPr>
-        <w:t xml:space="preserve">TGN Hackathon 2025 · github.com/Ahmedbrg/Hackathon2025</w:t>
+        <w:t xml:space="preserve">github.com/Ahmedbrg/Forsa</w:t>
       </w:r>
       <w:r>
         <w:t xml:space="preserve">	</w:t>
@@ -994,7 +814,7 @@
           <w:sz w:val="17"/>
           <w:szCs w:val="17"/>
         </w:rPr>
-        <w:t xml:space="preserve">2025</w:t>
+        <w:t xml:space="preserve">2026</w:t>
       </w:r>
     </w:p>
     <w:p>
@@ -1018,7 +838,7 @@
           <w:sz w:val="19"/>
           <w:szCs w:val="19"/>
         </w:rPr>
-        <w:t xml:space="preserve">Built a mobile app for </w:t>
+        <w:t xml:space="preserve">Dark-themed </w:t>
       </w:r>
       <w:r>
         <w:rPr>
@@ -1029,16 +849,16 @@
           <w:sz w:val="19"/>
           <w:szCs w:val="19"/>
         </w:rPr>
-        <w:t xml:space="preserve">AI-based plant disease detection</w:t>
-      </w:r>
-      <w:r>
-        <w:rPr>
-          <w:rFonts w:ascii="Calibri" w:cs="Calibri" w:eastAsia="Calibri" w:hAnsi="Calibri"/>
-          <w:color w:val="3D3D3D"/>
-          <w:sz w:val="19"/>
-          <w:szCs w:val="19"/>
-        </w:rPr>
-        <w:t xml:space="preserve"> with GPS networking and offline-first architecture for rural environments</w:t>
+        <w:t xml:space="preserve">React Native super-app</w:t>
+      </w:r>
+      <w:r>
+        <w:rPr>
+          <w:rFonts w:ascii="Calibri" w:cs="Calibri" w:eastAsia="Calibri" w:hAnsi="Calibri"/>
+          <w:color w:val="3D3D3D"/>
+          <w:sz w:val="19"/>
+          <w:szCs w:val="19"/>
+        </w:rPr>
+        <w:t xml:space="preserve"> combining community feed, marketplace, freelance jobs, and messaging — JWT-backed Express/MongoDB API</w:t>
       </w:r>
     </w:p>
     <w:p>
@@ -1066,7 +886,135 @@
           <w:sz w:val="17"/>
           <w:szCs w:val="17"/>
         </w:rPr>
-        <w:t xml:space="preserve">React Native · TypeScript · AI API · GPS</w:t>
+        <w:t xml:space="preserve">React Native · TypeScript · Expo · Node.js · Express · MongoDB · JWT · Zustand</w:t>
+      </w:r>
+    </w:p>
+    <w:p>
+      <w:pPr>
+        <w:spacing w:after="28" w:before="0"/>
+      </w:pPr>
+    </w:p>
+    <w:p>
+      <w:pPr>
+        <w:tabs>
+          <w:tab w:val="right" w:pos="10106"/>
+        </w:tabs>
+        <w:spacing w:after="30" w:before="90"/>
+      </w:pPr>
+      <w:r>
+        <w:rPr>
+          <w:rFonts w:ascii="Calibri" w:cs="Calibri" w:eastAsia="Calibri" w:hAnsi="Calibri"/>
+          <w:b/>
+          <w:bCs/>
+          <w:color w:val="0F2D5E"/>
+          <w:sz w:val="21"/>
+          <w:szCs w:val="21"/>
+        </w:rPr>
+        <w:t xml:space="preserve">Secure Auth System — Gaming Community</w:t>
+      </w:r>
+      <w:r>
+        <w:rPr>
+          <w:rFonts w:ascii="Calibri" w:cs="Calibri" w:eastAsia="Calibri" w:hAnsi="Calibri"/>
+          <w:color w:val="767676"/>
+          <w:sz w:val="19"/>
+          <w:szCs w:val="19"/>
+        </w:rPr>
+        <w:t xml:space="preserve">   —   </w:t>
+      </w:r>
+      <w:r>
+        <w:rPr>
+          <w:rFonts w:ascii="Calibri" w:cs="Calibri" w:eastAsia="Calibri" w:hAnsi="Calibri"/>
+          <w:color w:val="3D3D3D"/>
+          <w:sz w:val="19"/>
+          <w:szCs w:val="19"/>
+        </w:rPr>
+        <w:t xml:space="preserve">Freelance · Private</w:t>
+      </w:r>
+      <w:r>
+        <w:t xml:space="preserve">	</w:t>
+      </w:r>
+      <w:r>
+        <w:rPr>
+          <w:rFonts w:ascii="Calibri" w:cs="Calibri" w:eastAsia="Calibri" w:hAnsi="Calibri"/>
+          <w:i/>
+          <w:iCs/>
+          <w:color w:val="767676"/>
+          <w:sz w:val="17"/>
+          <w:szCs w:val="17"/>
+        </w:rPr>
+        <w:t xml:space="preserve">2026</w:t>
+      </w:r>
+    </w:p>
+    <w:p>
+      <w:pPr>
+        <w:spacing w:after="16" w:before="16"/>
+        <w:ind w:left="320" w:hanging="320"/>
+      </w:pPr>
+      <w:r>
+        <w:rPr>
+          <w:rFonts w:ascii="Calibri" w:cs="Calibri" w:eastAsia="Calibri" w:hAnsi="Calibri"/>
+          <w:color w:val="0F2D5E"/>
+          <w:sz w:val="19"/>
+          <w:szCs w:val="19"/>
+        </w:rPr>
+        <w:t xml:space="preserve">•  </w:t>
+      </w:r>
+      <w:r>
+        <w:rPr>
+          <w:rFonts w:ascii="Calibri" w:cs="Calibri" w:eastAsia="Calibri" w:hAnsi="Calibri"/>
+          <w:color w:val="3D3D3D"/>
+          <w:sz w:val="19"/>
+          <w:szCs w:val="19"/>
+        </w:rPr>
+        <w:t xml:space="preserve">Secure REST API (Node.js, Express, MySQL) + C# desktop launcher for a </w:t>
+      </w:r>
+      <w:r>
+        <w:rPr>
+          <w:rFonts w:ascii="Calibri" w:cs="Calibri" w:eastAsia="Calibri" w:hAnsi="Calibri"/>
+          <w:b/>
+          <w:bCs/>
+          <w:color w:val="0A0A0A"/>
+          <w:sz w:val="19"/>
+          <w:szCs w:val="19"/>
+        </w:rPr>
+        <w:t xml:space="preserve">32,000-member</w:t>
+      </w:r>
+      <w:r>
+        <w:rPr>
+          <w:rFonts w:ascii="Calibri" w:cs="Calibri" w:eastAsia="Calibri" w:hAnsi="Calibri"/>
+          <w:color w:val="3D3D3D"/>
+          <w:sz w:val="19"/>
+          <w:szCs w:val="19"/>
+        </w:rPr>
+        <w:t xml:space="preserve"> community — HWID binding, OAuth2, JWT, rate limiting</w:t>
+      </w:r>
+    </w:p>
+    <w:p>
+      <w:pPr>
+        <w:spacing w:after="45" w:before="35"/>
+        <w:ind w:left="320"/>
+      </w:pPr>
+      <w:r>
+        <w:rPr>
+          <w:rFonts w:ascii="Calibri" w:cs="Calibri" w:eastAsia="Calibri" w:hAnsi="Calibri"/>
+          <w:b/>
+          <w:bCs/>
+          <w:color w:val="0F2D5E"/>
+          <w:sz w:val="17"/>
+          <w:szCs w:val="17"/>
+        </w:rPr>
+        <w:t xml:space="preserve">Stack: </w:t>
+      </w:r>
+      <w:r>
+        <w:rPr>
+          <w:rFonts w:ascii="Calibri" w:cs="Calibri" w:eastAsia="Calibri" w:hAnsi="Calibri"/>
+          <w:i/>
+          <w:iCs/>
+          <w:color w:val="3D3D3D"/>
+          <w:sz w:val="17"/>
+          <w:szCs w:val="17"/>
+        </w:rPr>
+        <w:t xml:space="preserve">Node.js · Express · MySQL · C# · JWT · OAuth2</w:t>
       </w:r>
     </w:p>
     <w:p>
@@ -1158,7 +1106,7 @@
                 <w:sz w:val="18"/>
                 <w:szCs w:val="18"/>
               </w:rPr>
-              <w:t xml:space="preserve">RAG · LLMs · CrewAI · Qdrant · Weaviate · Whisper · YOLOv8 · CLIP · OCR · Embeddings · Ollama</w:t>
+              <w:t xml:space="preserve">RAG 00B7 LLMs 00B7 CrewAI 00B7 Qdrant 00B7 Whisper 00B7 YOLOv8 00B7 CLIP 00B7 OCR 00B7 Embeddings</w:t>
             </w:r>
           </w:p>
         </w:tc>
@@ -1218,7 +1166,7 @@
                 <w:sz w:val="18"/>
                 <w:szCs w:val="18"/>
               </w:rPr>
-              <w:t xml:space="preserve">n8n · Webhooks · REST APIs · Gmail API · Workflow Automation · JSON pipelines</w:t>
+              <w:t xml:space="preserve">n8n 00B7 Webhooks 00B7 Gmail API 00B7 Workflow Automation 00B7 JSON Pipelines</w:t>
             </w:r>
           </w:p>
         </w:tc>
@@ -1278,7 +1226,7 @@
                 <w:sz w:val="18"/>
                 <w:szCs w:val="18"/>
               </w:rPr>
-              <w:t xml:space="preserve">Node.js · Express · FastAPI · Auth Systems · JWT · OAuth2 · MySQL · C#</w:t>
+              <w:t xml:space="preserve">Node.js 00B7 Express 00B7 FastAPI 00B7 REST APIs 00B7 JWT 00B7 OAuth2 00B7 MySQL 00B7 MongoDB 00B7 C#</w:t>
             </w:r>
           </w:p>
         </w:tc>
@@ -1338,7 +1286,7 @@
                 <w:sz w:val="18"/>
                 <w:szCs w:val="18"/>
               </w:rPr>
-              <w:t xml:space="preserve">SQL Server · ETL · Pandas · SQLAlchemy · Power BI · Power Query · Star Schema</w:t>
+              <w:t xml:space="preserve">SQL Server 00B7 ETL 00B7 Pandas 00B7 SQLAlchemy 00B7 Power BI 00B7 Star Schema</w:t>
             </w:r>
           </w:p>
         </w:tc>
@@ -1398,7 +1346,7 @@
                 <w:sz w:val="18"/>
                 <w:szCs w:val="18"/>
               </w:rPr>
-              <w:t xml:space="preserve">Python · JavaScript · Java · C++ · C# · SQL</w:t>
+              <w:t xml:space="preserve">Python 00B7 JavaScript 00B7 TypeScript 00B7 Java 00B7 C++ 00B7 C# 00B7 SQL</w:t>
             </w:r>
           </w:p>
         </w:tc>
@@ -1458,7 +1406,7 @@
                 <w:sz w:val="18"/>
                 <w:szCs w:val="18"/>
               </w:rPr>
-              <w:t xml:space="preserve">Git · Docker · HuggingFace · Linux · Postman · VS Code · Jupyter</w:t>
+              <w:t xml:space="preserve">Git 00B7 Docker 00B7 Linux 00B7 Postman 00B7 VS Code 00B7 Jupyter</w:t>
             </w:r>
           </w:p>
         </w:tc>
@@ -1486,7 +1434,7 @@
               <w:pBdr>
                 <w:bottom w:val="single" w:color="0F2D5E" w:sz="8" w:space="1"/>
               </w:pBdr>
-              <w:spacing w:after="55" w:before="100"/>
+              <w:spacing w:after="40" w:before="60"/>
             </w:pPr>
             <w:r>
               <w:rPr>
@@ -1515,9 +1463,9 @@
               <w:right w:val="none" w:color="FFFFFF" w:sz="0"/>
             </w:tcBorders>
             <w:tcMar>
-              <w:top w:type="dxa" w:w="18"/>
+              <w:top w:type="dxa" w:w="10"/>
               <w:left w:type="dxa" w:w="0"/>
-              <w:bottom w:type="dxa" w:w="6"/>
+              <w:bottom w:type="dxa" w:w="4"/>
               <w:right w:type="dxa" w:w="0"/>
             </w:tcMar>
           </w:tcPr>
@@ -1590,7 +1538,7 @@
                 <w:sz w:val="17"/>
                 <w:szCs w:val="17"/>
               </w:rPr>
-              <w:t xml:space="preserve">Final Year (PFE)  ·  Algorithms · Data Structures · Databases · OOP · OS · Networks · AI</w:t>
+              <w:t xml:space="preserve">Final Year (PFE)  ·  Algorithms · Data Structures · Databases · OOP · OS · Networks · AI  ·  AgriLink: AI farming app (TGN Hackathon 2025, React Native)</w:t>
             </w:r>
           </w:p>
         </w:tc>
